--- a/arb/docx/32.content.docx
+++ b/arb/docx/32.content.docx
@@ -9,6 +9,8 @@
       </w:pPr>
       <w:r>
         <w:rPr>
+          <w:rtl/>
+          <w:cs/>
           <w:lang w:val="ar_AE" w:bidi="ar_AE"/>
         </w:rPr>
       </w:r>
@@ -20,12 +22,16 @@
       </w:pPr>
       <w:r>
         <w:rPr>
+          <w:rtl/>
+          <w:cs/>
           <w:lang w:val="ar_AE" w:bidi="ar_AE"/>
         </w:rPr>
         <w:t>Resource: Biblica Open New Arabic Version 2012</w:t>
       </w:r>
       <w:r>
         <w:rPr>
+          <w:rtl/>
+          <w:cs/>
           <w:lang w:val="ar_AE" w:bidi="ar_AE"/>
         </w:rPr>
       </w:r>
@@ -36,37 +42,33 @@
       </w:pPr>
       <w:r>
         <w:rPr>
+          <w:rtl/>
+          <w:cs/>
           <w:lang w:val="ar_AE" w:bidi="ar_AE"/>
         </w:rPr>
       </w:r>
       <w:r>
         <w:rPr>
           <w:b/>
+          <w:rtl/>
+          <w:cs/>
           <w:lang w:val="ar_AE" w:bidi="ar_AE"/>
         </w:rPr>
         <w:t>Biblica Open New Arabic Version 2012</w:t>
       </w:r>
       <w:r>
         <w:rPr>
-          <w:lang w:val="ar_AE" w:bidi="ar_AE"/>
-        </w:rPr>
-        <w:t xml:space="preserve"> (Arabic) is based on: </w:t>
-      </w:r>
-      <w:r>
-        <w:rPr>
-          <w:lang w:val="ar_AE" w:bidi="ar_AE"/>
-        </w:rPr>
-        <w:t>Biblica Open New Arabic Version 2012</w:t>
-      </w:r>
-      <w:r>
-        <w:rPr>
-          <w:lang w:val="ar_AE" w:bidi="ar_AE"/>
-        </w:rPr>
-        <w:t xml:space="preserve">, </w:t>
+          <w:rtl/>
+          <w:cs/>
+          <w:lang w:val="ar_AE" w:bidi="ar_AE"/>
+        </w:rPr>
+        <w:t xml:space="preserve"> © </w:t>
       </w:r>
       <w:hyperlink r:id="rId13">
         <w:r>
           <w:rPr>
+            <w:rtl/>
+            <w:cs/>
             <w:lang w:val="ar_AE" w:bidi="ar_AE"/>
           </w:rPr>
           <w:rPr>
@@ -78,13 +80,17 @@
       </w:hyperlink>
       <w:r>
         <w:rPr>
-          <w:lang w:val="ar_AE" w:bidi="ar_AE"/>
-        </w:rPr>
-        <w:t xml:space="preserve">, None, which is licensed under a </w:t>
+          <w:rtl/>
+          <w:cs/>
+          <w:lang w:val="ar_AE" w:bidi="ar_AE"/>
+        </w:rPr>
+        <w:t xml:space="preserve">, licensed under a </w:t>
       </w:r>
       <w:hyperlink r:id="rId14">
         <w:r>
           <w:rPr>
+            <w:rtl/>
+            <w:cs/>
             <w:lang w:val="ar_AE" w:bidi="ar_AE"/>
           </w:rPr>
           <w:rPr>
@@ -96,38 +102,23 @@
       </w:hyperlink>
       <w:r>
         <w:rPr>
+          <w:rtl/>
+          <w:cs/>
           <w:lang w:val="ar_AE" w:bidi="ar_AE"/>
         </w:rPr>
         <w:t>.</w:t>
       </w:r>
       <w:r>
         <w:rPr>
-          <w:lang w:val="ar_AE" w:bidi="ar_AE"/>
-        </w:rPr>
-      </w:r>
-    </w:p>
-    <w:p>
-      <w:pPr>
-        <w:bidi/>
-      </w:pPr>
-      <w:r>
-        <w:rPr>
-          <w:lang w:val="ar_AE" w:bidi="ar_AE"/>
-        </w:rPr>
-      </w:r>
-      <w:r>
-        <w:rPr>
-          <w:lang w:val="ar_AE" w:bidi="ar_AE"/>
-        </w:rPr>
-        <w:t>This PDF version is provided under the same license.</w:t>
-      </w:r>
-      <w:r>
-        <w:rPr>
-          <w:lang w:val="ar_AE" w:bidi="ar_AE"/>
-        </w:rPr>
-      </w:r>
-      <w:r>
-        <w:rPr>
+          <w:rtl/>
+          <w:cs/>
+          <w:lang w:val="ar_AE" w:bidi="ar_AE"/>
+        </w:rPr>
+      </w:r>
+      <w:r>
+        <w:rPr>
+          <w:rtl/>
+          <w:cs/>
           <w:lang w:val="ar_AE" w:bidi="ar_AE"/>
         </w:rPr>
       </w:r>
@@ -139,6 +130,8 @@
       </w:pPr>
       <w:r>
         <w:rPr>
+          <w:rtl/>
+          <w:cs/>
           <w:lang w:val="ar_AE" w:bidi="ar_AE"/>
         </w:rPr>
         <w:t>Biblica Open New Arabic Version 2012</w:t>
@@ -168,6 +161,8 @@
       </w:pPr>
       <w:r>
         <w:rPr>
+          <w:rtl/>
+          <w:cs/>
           <w:lang w:val="ar_AE" w:bidi="ar_AE"/>
         </w:rPr>
       </w:r>
@@ -179,6 +174,8 @@
       </w:pPr>
       <w:r>
         <w:rPr>
+          <w:rtl/>
+          <w:cs/>
           <w:lang w:val="ar_AE" w:bidi="ar_AE"/>
         </w:rPr>
       </w:r>
@@ -189,22 +186,30 @@
       </w:pPr>
       <w:r>
         <w:rPr>
-          <w:lang w:val="ar_AE" w:bidi="ar_AE"/>
-        </w:rPr>
-      </w:r>
-      <w:r>
-        <w:rPr>
+          <w:rtl/>
+          <w:cs/>
+          <w:lang w:val="ar_AE" w:bidi="ar_AE"/>
+        </w:rPr>
+      </w:r>
+      <w:r>
+        <w:rPr>
+          <w:rtl/>
+          <w:cs/>
           <w:lang w:val="ar_AE" w:bidi="ar_AE"/>
         </w:rPr>
         <w:t xml:space="preserve"> </w:t>
       </w:r>
       <w:r>
         <w:rPr>
-          <w:lang w:val="ar_AE" w:bidi="ar_AE"/>
-        </w:rPr>
-      </w:r>
-      <w:r>
-        <w:rPr>
+          <w:rtl/>
+          <w:cs/>
+          <w:lang w:val="ar_AE" w:bidi="ar_AE"/>
+        </w:rPr>
+      </w:r>
+      <w:r>
+        <w:rPr>
+          <w:rtl/>
+          <w:cs/>
           <w:lang w:val="ar_AE" w:bidi="ar_AE"/>
         </w:rPr>
       </w:r>
@@ -226,27 +231,21 @@
     </w:p>
     <w:p>
       <w:pPr>
-        <w:bidi/>
-      </w:pPr>
-      <w:r>
-        <w:rPr>
-          <w:lang w:val="ar_AE" w:bidi="ar_AE"/>
-        </w:rPr>
-      </w:r>
-    </w:p>
-    <w:p>
-      <w:pPr>
         <w:pStyle w:val="Heading2"/>
         <w:bidi/>
       </w:pPr>
       <w:r>
         <w:rPr>
-          <w:lang w:val="ar_AE" w:bidi="ar_AE"/>
-        </w:rPr>
-        <w:t>Jonah 1:1</w:t>
-      </w:r>
-      <w:r>
-        <w:rPr>
+          <w:rtl/>
+          <w:cs/>
+          <w:lang w:val="ar_AE" w:bidi="ar_AE"/>
+        </w:rPr>
+        <w:t>يونان 1:1</w:t>
+      </w:r>
+      <w:r>
+        <w:rPr>
+          <w:rtl/>
+          <w:cs/>
           <w:lang w:val="ar_AE" w:bidi="ar_AE"/>
         </w:rPr>
       </w:r>
@@ -257,32 +256,28 @@
       </w:pPr>
       <w:r>
         <w:rPr>
+          <w:rtl/>
+          <w:cs/>
           <w:lang w:val="ar_AE" w:bidi="ar_AE"/>
         </w:rPr>
       </w:r>
       <w:r>
         <w:rPr>
           <w:vertAlign w:val="superscript"/>
+          <w:rtl/>
+          <w:cs/>
           <w:lang w:val="ar_AE" w:bidi="ar_AE"/>
         </w:rPr>
         <w:t>1</w:t>
       </w:r>
       <w:r>
         <w:rPr>
+          <w:rtl/>
+          <w:cs/>
           <w:lang w:val="ar_AE" w:bidi="ar_AE"/>
         </w:rPr>
         <w:t xml:space="preserve"> وَأَمَرَ الرَّبُّ يُونَانَ بْنَ أَمِتَّايَ:</w:t>
       </w:r>
-      <w:r>
-        <w:rPr>
-          <w:lang w:val="ar_AE" w:bidi="ar_AE"/>
-        </w:rPr>
-      </w:r>
-      <w:r>
-        <w:rPr>
-          <w:lang w:val="ar_AE" w:bidi="ar_AE"/>
-        </w:rPr>
-      </w:r>
     </w:p>
     <w:p>
       <w:pPr>
@@ -290,8 +285,27 @@
       </w:pPr>
       <w:r>
         <w:rPr>
-          <w:lang w:val="ar_AE" w:bidi="ar_AE"/>
-        </w:rPr>
+          <w:rtl/>
+          <w:cs/>
+          <w:lang w:val="ar_AE" w:bidi="ar_AE"/>
+        </w:rPr>
+      </w:r>
+      <w:r>
+        <w:rPr>
+          <w:vertAlign w:val="superscript"/>
+          <w:rtl/>
+          <w:cs/>
+          <w:lang w:val="ar_AE" w:bidi="ar_AE"/>
+        </w:rPr>
+        <w:t>2</w:t>
+      </w:r>
+      <w:r>
+        <w:rPr>
+          <w:rtl/>
+          <w:cs/>
+          <w:lang w:val="ar_AE" w:bidi="ar_AE"/>
+        </w:rPr>
+        <w:t xml:space="preserve"> «هَيَّا امْضِ إِلَى نِينَوَى الْمَدِينَةِ الْعَظِيمَةِ وَبَلِّغْ أَهْلَهَا قَضَائِي، لأَنَّ إِثْمَهُمْ قَدْ صَعِدَ إِلَيَّ».</w:t>
       </w:r>
     </w:p>
     <w:p>
@@ -300,31 +314,27 @@
       </w:pPr>
       <w:r>
         <w:rPr>
+          <w:rtl/>
+          <w:cs/>
           <w:lang w:val="ar_AE" w:bidi="ar_AE"/>
         </w:rPr>
       </w:r>
       <w:r>
         <w:rPr>
           <w:vertAlign w:val="superscript"/>
-          <w:lang w:val="ar_AE" w:bidi="ar_AE"/>
-        </w:rPr>
-        <w:t>2</w:t>
-      </w:r>
-      <w:r>
-        <w:rPr>
-          <w:lang w:val="ar_AE" w:bidi="ar_AE"/>
-        </w:rPr>
-        <w:t xml:space="preserve"> «هَيَّا امْضِ إِلَى نِينَوَى الْمَدِينَةِ الْعَظِيمَةِ وَبَلِّغْ أَهْلَهَا قَضَائِي، لأَنَّ إِثْمَهُمْ قَدْ صَعِدَ إِلَيَّ».</w:t>
-      </w:r>
-      <w:r>
-        <w:rPr>
-          <w:lang w:val="ar_AE" w:bidi="ar_AE"/>
-        </w:rPr>
-      </w:r>
-      <w:r>
-        <w:rPr>
-          <w:lang w:val="ar_AE" w:bidi="ar_AE"/>
-        </w:rPr>
+          <w:rtl/>
+          <w:cs/>
+          <w:lang w:val="ar_AE" w:bidi="ar_AE"/>
+        </w:rPr>
+        <w:t>3</w:t>
+      </w:r>
+      <w:r>
+        <w:rPr>
+          <w:rtl/>
+          <w:cs/>
+          <w:lang w:val="ar_AE" w:bidi="ar_AE"/>
+        </w:rPr>
+        <w:t xml:space="preserve"> غَيْرَ أَنَّ يُونَانَ تَأَهَّبَ لِيَهْرُبَ مِنَ الرَّبِّ إِلَى تَرْشِيشَ، فَانْحَدَرَ إِلَى مَدِينَةِ يَافَا حَيْثُ عَثَرَ عَلَى سَفِينَةٍ مُبْحِرَةٍ إِلَى تَرْشِيشَ، فَدَفَعَ أُجْرَتَهَا وَصَعِدَ إِلَيْهَا لِيَتَوَجَّهَ مَعَ بَحَّارَتِهَا إِلَى تَرْشِيشَ هَرَباً مِنَ الرَّبِّ.</w:t>
       </w:r>
     </w:p>
     <w:p>
@@ -333,8 +343,27 @@
       </w:pPr>
       <w:r>
         <w:rPr>
-          <w:lang w:val="ar_AE" w:bidi="ar_AE"/>
-        </w:rPr>
+          <w:rtl/>
+          <w:cs/>
+          <w:lang w:val="ar_AE" w:bidi="ar_AE"/>
+        </w:rPr>
+      </w:r>
+      <w:r>
+        <w:rPr>
+          <w:vertAlign w:val="superscript"/>
+          <w:rtl/>
+          <w:cs/>
+          <w:lang w:val="ar_AE" w:bidi="ar_AE"/>
+        </w:rPr>
+        <w:t>4</w:t>
+      </w:r>
+      <w:r>
+        <w:rPr>
+          <w:rtl/>
+          <w:cs/>
+          <w:lang w:val="ar_AE" w:bidi="ar_AE"/>
+        </w:rPr>
+        <w:t xml:space="preserve"> فَأَرْسَلَ الرَّبُّ رِيحاً عَاتِيَةً عَلَى الْبَحْرِ أَثَارَتْ إِعْصَاراً بَحْرِيًّا، حَتَّى أَشْرَفَتِ السَّفِينَةُ عَلَى الانْكِسَارِ.</w:t>
       </w:r>
     </w:p>
     <w:p>
@@ -343,31 +372,27 @@
       </w:pPr>
       <w:r>
         <w:rPr>
+          <w:rtl/>
+          <w:cs/>
           <w:lang w:val="ar_AE" w:bidi="ar_AE"/>
         </w:rPr>
       </w:r>
       <w:r>
         <w:rPr>
           <w:vertAlign w:val="superscript"/>
-          <w:lang w:val="ar_AE" w:bidi="ar_AE"/>
-        </w:rPr>
-        <w:t>3</w:t>
-      </w:r>
-      <w:r>
-        <w:rPr>
-          <w:lang w:val="ar_AE" w:bidi="ar_AE"/>
-        </w:rPr>
-        <w:t xml:space="preserve"> غَيْرَ أَنَّ يُونَانَ تَأَهَّبَ لِيَهْرُبَ مِنَ الرَّبِّ إِلَى تَرْشِيشَ، فَانْحَدَرَ إِلَى مَدِينَةِ يَافَا حَيْثُ عَثَرَ عَلَى سَفِينَةٍ مُبْحِرَةٍ إِلَى تَرْشِيشَ، فَدَفَعَ أُجْرَتَهَا وَصَعِدَ إِلَيْهَا لِيَتَوَجَّهَ مَعَ بَحَّارَتِهَا إِلَى تَرْشِيشَ هَرَباً مِنَ الرَّبِّ.</w:t>
-      </w:r>
-      <w:r>
-        <w:rPr>
-          <w:lang w:val="ar_AE" w:bidi="ar_AE"/>
-        </w:rPr>
-      </w:r>
-      <w:r>
-        <w:rPr>
-          <w:lang w:val="ar_AE" w:bidi="ar_AE"/>
-        </w:rPr>
+          <w:rtl/>
+          <w:cs/>
+          <w:lang w:val="ar_AE" w:bidi="ar_AE"/>
+        </w:rPr>
+        <w:t>5</w:t>
+      </w:r>
+      <w:r>
+        <w:rPr>
+          <w:rtl/>
+          <w:cs/>
+          <w:lang w:val="ar_AE" w:bidi="ar_AE"/>
+        </w:rPr>
+        <w:t xml:space="preserve"> فَفَزِعَ الْمَلّاحُونَ وَاسْتَغَاثَ كُلُّ وَاحِدٍ مِنْهُمْ بِإِلَهِهِ، وَطَرَحُوا مَا فِي السَّفِينَةِ مِنْ أَمْتِعَةٍ لِيُخَفِّفُوا مِنْ حُمُولَتِهَا. أَمَّا يُونَانُ فَلَجَأَ إِلَى جَوْفِ السَّفِينَةِ وَرَقَدَ مُسْتَغْرِقاً فِي نَوْمٍ عَمِيقٍ.</w:t>
       </w:r>
     </w:p>
     <w:p>
@@ -376,8 +401,27 @@
       </w:pPr>
       <w:r>
         <w:rPr>
-          <w:lang w:val="ar_AE" w:bidi="ar_AE"/>
-        </w:rPr>
+          <w:rtl/>
+          <w:cs/>
+          <w:lang w:val="ar_AE" w:bidi="ar_AE"/>
+        </w:rPr>
+      </w:r>
+      <w:r>
+        <w:rPr>
+          <w:vertAlign w:val="superscript"/>
+          <w:rtl/>
+          <w:cs/>
+          <w:lang w:val="ar_AE" w:bidi="ar_AE"/>
+        </w:rPr>
+        <w:t>6</w:t>
+      </w:r>
+      <w:r>
+        <w:rPr>
+          <w:rtl/>
+          <w:cs/>
+          <w:lang w:val="ar_AE" w:bidi="ar_AE"/>
+        </w:rPr>
+        <w:t xml:space="preserve"> فَاقْتَرَبَ مِنْهُ الرَّبَّانُ وَقَالَ لَهُ: «مَا بَالُكَ مُسْتَغْرِقاً فِي النَّوْمِ؟ قُمْ وَتَضَرَّعْ إِلَى إِلَهِكَ لَعَلَّ اللهَ يَذْكُرُنَا فَلا نَهْلِكُ».</w:t>
       </w:r>
     </w:p>
     <w:p>
@@ -386,31 +430,27 @@
       </w:pPr>
       <w:r>
         <w:rPr>
+          <w:rtl/>
+          <w:cs/>
           <w:lang w:val="ar_AE" w:bidi="ar_AE"/>
         </w:rPr>
       </w:r>
       <w:r>
         <w:rPr>
           <w:vertAlign w:val="superscript"/>
-          <w:lang w:val="ar_AE" w:bidi="ar_AE"/>
-        </w:rPr>
-        <w:t>4</w:t>
-      </w:r>
-      <w:r>
-        <w:rPr>
-          <w:lang w:val="ar_AE" w:bidi="ar_AE"/>
-        </w:rPr>
-        <w:t xml:space="preserve"> فَأَرْسَلَ الرَّبُّ رِيحاً عَاتِيَةً عَلَى الْبَحْرِ أَثَارَتْ إِعْصَاراً بَحْرِيًّا، حَتَّى أَشْرَفَتِ السَّفِينَةُ عَلَى الانْكِسَارِ.</w:t>
-      </w:r>
-      <w:r>
-        <w:rPr>
-          <w:lang w:val="ar_AE" w:bidi="ar_AE"/>
-        </w:rPr>
-      </w:r>
-      <w:r>
-        <w:rPr>
-          <w:lang w:val="ar_AE" w:bidi="ar_AE"/>
-        </w:rPr>
+          <w:rtl/>
+          <w:cs/>
+          <w:lang w:val="ar_AE" w:bidi="ar_AE"/>
+        </w:rPr>
+        <w:t>7</w:t>
+      </w:r>
+      <w:r>
+        <w:rPr>
+          <w:rtl/>
+          <w:cs/>
+          <w:lang w:val="ar_AE" w:bidi="ar_AE"/>
+        </w:rPr>
+        <w:t xml:space="preserve"> ثُمَّ قَالَ كُلُّ وَاحِدٍ لِرَفِيقِهِ: «هَيَّا نُلْقِ قُرْعَةً لَعَلَّنَا نَعْرِفُ مَنْ جَرَّ عَلَيْنَا هَذَا الْبَلاءَ». فَأَلْقَوْا الْقُرْعَةَ، فَوَقَعَتْ عَلَى يُونَانَ.</w:t>
       </w:r>
     </w:p>
     <w:p>
@@ -419,8 +459,27 @@
       </w:pPr>
       <w:r>
         <w:rPr>
-          <w:lang w:val="ar_AE" w:bidi="ar_AE"/>
-        </w:rPr>
+          <w:rtl/>
+          <w:cs/>
+          <w:lang w:val="ar_AE" w:bidi="ar_AE"/>
+        </w:rPr>
+      </w:r>
+      <w:r>
+        <w:rPr>
+          <w:vertAlign w:val="superscript"/>
+          <w:rtl/>
+          <w:cs/>
+          <w:lang w:val="ar_AE" w:bidi="ar_AE"/>
+        </w:rPr>
+        <w:t>8</w:t>
+      </w:r>
+      <w:r>
+        <w:rPr>
+          <w:rtl/>
+          <w:cs/>
+          <w:lang w:val="ar_AE" w:bidi="ar_AE"/>
+        </w:rPr>
+        <w:t xml:space="preserve"> فَقَالُوا لَهُ: «أَخْبِرْنَا لِمَاذَا جَرَى عَلَيْنَا هَذَا الْبَلاءُ؟ وَمَا هِيَ حِرْفَتُكَ؟ وَمِنْ أَيْنَ أَقْبَلْتَ؟ وَمَا هِيَ بِلادُكَ؟ وَمَنْ هُمْ قَوْمُكَ؟»</w:t>
       </w:r>
     </w:p>
     <w:p>
@@ -429,31 +488,27 @@
       </w:pPr>
       <w:r>
         <w:rPr>
+          <w:rtl/>
+          <w:cs/>
           <w:lang w:val="ar_AE" w:bidi="ar_AE"/>
         </w:rPr>
       </w:r>
       <w:r>
         <w:rPr>
           <w:vertAlign w:val="superscript"/>
-          <w:lang w:val="ar_AE" w:bidi="ar_AE"/>
-        </w:rPr>
-        <w:t>5</w:t>
-      </w:r>
-      <w:r>
-        <w:rPr>
-          <w:lang w:val="ar_AE" w:bidi="ar_AE"/>
-        </w:rPr>
-        <w:t xml:space="preserve"> فَفَزِعَ الْمَلّاحُونَ وَاسْتَغَاثَ كُلُّ وَاحِدٍ مِنْهُمْ بِإِلَهِهِ، وَطَرَحُوا مَا فِي السَّفِينَةِ مِنْ أَمْتِعَةٍ لِيُخَفِّفُوا مِنْ حُمُولَتِهَا. أَمَّا يُونَانُ فَلَجَأَ إِلَى جَوْفِ السَّفِينَةِ وَرَقَدَ مُسْتَغْرِقاً فِي نَوْمٍ عَمِيقٍ.</w:t>
-      </w:r>
-      <w:r>
-        <w:rPr>
-          <w:lang w:val="ar_AE" w:bidi="ar_AE"/>
-        </w:rPr>
-      </w:r>
-      <w:r>
-        <w:rPr>
-          <w:lang w:val="ar_AE" w:bidi="ar_AE"/>
-        </w:rPr>
+          <w:rtl/>
+          <w:cs/>
+          <w:lang w:val="ar_AE" w:bidi="ar_AE"/>
+        </w:rPr>
+        <w:t>9</w:t>
+      </w:r>
+      <w:r>
+        <w:rPr>
+          <w:rtl/>
+          <w:cs/>
+          <w:lang w:val="ar_AE" w:bidi="ar_AE"/>
+        </w:rPr>
+        <w:t xml:space="preserve"> فَأَجَابَهُمْ: «أَنَا عِبْرَانِيٌّ، وَأَنَا خَائِفٌ مِنَ الرَّبِّ إِلَهِ السَّمَاوَاتِ، صَانِعِ الْبَحْرِ وَالْبَرِّ».</w:t>
       </w:r>
     </w:p>
     <w:p>
@@ -462,8 +517,27 @@
       </w:pPr>
       <w:r>
         <w:rPr>
-          <w:lang w:val="ar_AE" w:bidi="ar_AE"/>
-        </w:rPr>
+          <w:rtl/>
+          <w:cs/>
+          <w:lang w:val="ar_AE" w:bidi="ar_AE"/>
+        </w:rPr>
+      </w:r>
+      <w:r>
+        <w:rPr>
+          <w:vertAlign w:val="superscript"/>
+          <w:rtl/>
+          <w:cs/>
+          <w:lang w:val="ar_AE" w:bidi="ar_AE"/>
+        </w:rPr>
+        <w:t>10</w:t>
+      </w:r>
+      <w:r>
+        <w:rPr>
+          <w:rtl/>
+          <w:cs/>
+          <w:lang w:val="ar_AE" w:bidi="ar_AE"/>
+        </w:rPr>
+        <w:t xml:space="preserve"> فَاعْتَرَى الْبَحَّارَةَ خَوْفٌ عَظِيمٌ وَقَالُوا لَهُ بَعْدَ أَنْ أَخْبَرَهُمْ أَنَّهُ هَارِبٌ مِنَ الرَّبِّ: «لِمَاذَا صَنَعْتَ هَذَا؟»</w:t>
       </w:r>
     </w:p>
     <w:p>
@@ -472,31 +546,27 @@
       </w:pPr>
       <w:r>
         <w:rPr>
+          <w:rtl/>
+          <w:cs/>
           <w:lang w:val="ar_AE" w:bidi="ar_AE"/>
         </w:rPr>
       </w:r>
       <w:r>
         <w:rPr>
           <w:vertAlign w:val="superscript"/>
-          <w:lang w:val="ar_AE" w:bidi="ar_AE"/>
-        </w:rPr>
-        <w:t>6</w:t>
-      </w:r>
-      <w:r>
-        <w:rPr>
-          <w:lang w:val="ar_AE" w:bidi="ar_AE"/>
-        </w:rPr>
-        <w:t xml:space="preserve"> فَاقْتَرَبَ مِنْهُ الرَّبَّانُ وَقَالَ لَهُ: «مَا بَالُكَ مُسْتَغْرِقاً فِي النَّوْمِ؟ قُمْ وَتَضَرَّعْ إِلَى إِلَهِكَ لَعَلَّ اللهَ يَذْكُرُنَا فَلا نَهْلِكُ».</w:t>
-      </w:r>
-      <w:r>
-        <w:rPr>
-          <w:lang w:val="ar_AE" w:bidi="ar_AE"/>
-        </w:rPr>
-      </w:r>
-      <w:r>
-        <w:rPr>
-          <w:lang w:val="ar_AE" w:bidi="ar_AE"/>
-        </w:rPr>
+          <w:rtl/>
+          <w:cs/>
+          <w:lang w:val="ar_AE" w:bidi="ar_AE"/>
+        </w:rPr>
+        <w:t>11</w:t>
+      </w:r>
+      <w:r>
+        <w:rPr>
+          <w:rtl/>
+          <w:cs/>
+          <w:lang w:val="ar_AE" w:bidi="ar_AE"/>
+        </w:rPr>
+        <w:t xml:space="preserve"> ثُمَّ تَسَاءَلُوا: «مَاذَا نَفْعَلُ بِكَ حَتَّى يَسْكُنَ الْبَحْرُ عَنَّا؟» لأَنَّ الْبَحْرَ كَانَ يَزْدَادُ هِيَاجاً.</w:t>
       </w:r>
     </w:p>
     <w:p>
@@ -505,8 +575,27 @@
       </w:pPr>
       <w:r>
         <w:rPr>
-          <w:lang w:val="ar_AE" w:bidi="ar_AE"/>
-        </w:rPr>
+          <w:rtl/>
+          <w:cs/>
+          <w:lang w:val="ar_AE" w:bidi="ar_AE"/>
+        </w:rPr>
+      </w:r>
+      <w:r>
+        <w:rPr>
+          <w:vertAlign w:val="superscript"/>
+          <w:rtl/>
+          <w:cs/>
+          <w:lang w:val="ar_AE" w:bidi="ar_AE"/>
+        </w:rPr>
+        <w:t>12</w:t>
+      </w:r>
+      <w:r>
+        <w:rPr>
+          <w:rtl/>
+          <w:cs/>
+          <w:lang w:val="ar_AE" w:bidi="ar_AE"/>
+        </w:rPr>
+        <w:t xml:space="preserve"> فَأَجَابَهُمْ: «خُذُونِي وَاطْرَحُونِي إِلَى الْبَحْرِ فَيَسْكُنَ، لأَنِّي مُوْقِنٌ أَنَّ هَذَا الإِعْصَارَ الْمُرِيعَ قَدْ هَاجَ عَلَيْكُمْ بِسَبَبِي».</w:t>
       </w:r>
     </w:p>
     <w:p>
@@ -515,31 +604,27 @@
       </w:pPr>
       <w:r>
         <w:rPr>
+          <w:rtl/>
+          <w:cs/>
           <w:lang w:val="ar_AE" w:bidi="ar_AE"/>
         </w:rPr>
       </w:r>
       <w:r>
         <w:rPr>
           <w:vertAlign w:val="superscript"/>
-          <w:lang w:val="ar_AE" w:bidi="ar_AE"/>
-        </w:rPr>
-        <w:t>7</w:t>
-      </w:r>
-      <w:r>
-        <w:rPr>
-          <w:lang w:val="ar_AE" w:bidi="ar_AE"/>
-        </w:rPr>
-        <w:t xml:space="preserve"> ثُمَّ قَالَ كُلُّ وَاحِدٍ لِرَفِيقِهِ: «هَيَّا نُلْقِ قُرْعَةً لَعَلَّنَا نَعْرِفُ مَنْ جَرَّ عَلَيْنَا هَذَا الْبَلاءَ». فَأَلْقَوْا الْقُرْعَةَ، فَوَقَعَتْ عَلَى يُونَانَ.</w:t>
-      </w:r>
-      <w:r>
-        <w:rPr>
-          <w:lang w:val="ar_AE" w:bidi="ar_AE"/>
-        </w:rPr>
-      </w:r>
-      <w:r>
-        <w:rPr>
-          <w:lang w:val="ar_AE" w:bidi="ar_AE"/>
-        </w:rPr>
+          <w:rtl/>
+          <w:cs/>
+          <w:lang w:val="ar_AE" w:bidi="ar_AE"/>
+        </w:rPr>
+        <w:t>13</w:t>
+      </w:r>
+      <w:r>
+        <w:rPr>
+          <w:rtl/>
+          <w:cs/>
+          <w:lang w:val="ar_AE" w:bidi="ar_AE"/>
+        </w:rPr>
+        <w:t xml:space="preserve"> وَلَكِنَّ الْبَحَّارَةَ شَرَعُوا يُجَذِّفُونَ لِيَرْجِعُوا إِلَى الشَّاطِئِ، فَأَخْفَقُوا لِتَفَاقُمِ هِيَاجِ الْبَحْرِ.</w:t>
       </w:r>
     </w:p>
     <w:p>
@@ -548,8 +633,27 @@
       </w:pPr>
       <w:r>
         <w:rPr>
-          <w:lang w:val="ar_AE" w:bidi="ar_AE"/>
-        </w:rPr>
+          <w:rtl/>
+          <w:cs/>
+          <w:lang w:val="ar_AE" w:bidi="ar_AE"/>
+        </w:rPr>
+      </w:r>
+      <w:r>
+        <w:rPr>
+          <w:vertAlign w:val="superscript"/>
+          <w:rtl/>
+          <w:cs/>
+          <w:lang w:val="ar_AE" w:bidi="ar_AE"/>
+        </w:rPr>
+        <w:t>14</w:t>
+      </w:r>
+      <w:r>
+        <w:rPr>
+          <w:rtl/>
+          <w:cs/>
+          <w:lang w:val="ar_AE" w:bidi="ar_AE"/>
+        </w:rPr>
+        <w:t xml:space="preserve"> فَصَرَخُوا إِلَى الرَّبِّ قَائِلِينَ: «أَيُّهَا الرَّبُّ لَا تُهْلِكْنَا مِنْ أَجْلِ حَيَاةِ هَذَا الرَّجُلِ، وَلا تُحَمِّلْنَا دَماً بَرِيئاً لأَنَّكَ يَا رَبُّ فَعَلْتَ كَمَا شِئْتَ».</w:t>
       </w:r>
     </w:p>
     <w:p>
@@ -558,31 +662,27 @@
       </w:pPr>
       <w:r>
         <w:rPr>
+          <w:rtl/>
+          <w:cs/>
           <w:lang w:val="ar_AE" w:bidi="ar_AE"/>
         </w:rPr>
       </w:r>
       <w:r>
         <w:rPr>
           <w:vertAlign w:val="superscript"/>
-          <w:lang w:val="ar_AE" w:bidi="ar_AE"/>
-        </w:rPr>
-        <w:t>8</w:t>
-      </w:r>
-      <w:r>
-        <w:rPr>
-          <w:lang w:val="ar_AE" w:bidi="ar_AE"/>
-        </w:rPr>
-        <w:t xml:space="preserve"> فَقَالُوا لَهُ: «أَخْبِرْنَا لِمَاذَا جَرَى عَلَيْنَا هَذَا الْبَلاءُ؟ وَمَا هِيَ حِرْفَتُكَ؟ وَمِنْ أَيْنَ أَقْبَلْتَ؟ وَمَا هِيَ بِلادُكَ؟ وَمَنْ هُمْ قَوْمُكَ؟»</w:t>
-      </w:r>
-      <w:r>
-        <w:rPr>
-          <w:lang w:val="ar_AE" w:bidi="ar_AE"/>
-        </w:rPr>
-      </w:r>
-      <w:r>
-        <w:rPr>
-          <w:lang w:val="ar_AE" w:bidi="ar_AE"/>
-        </w:rPr>
+          <w:rtl/>
+          <w:cs/>
+          <w:lang w:val="ar_AE" w:bidi="ar_AE"/>
+        </w:rPr>
+        <w:t>15</w:t>
+      </w:r>
+      <w:r>
+        <w:rPr>
+          <w:rtl/>
+          <w:cs/>
+          <w:lang w:val="ar_AE" w:bidi="ar_AE"/>
+        </w:rPr>
+        <w:t xml:space="preserve"> ثُمَّ أَخَذُوا يُونَانَ وَقَذَفُوا بِهِ إِلَى الْبَحْرِ، فَسَادَ عَلَيْهِ الْهُدُوءُ وَسَكَنَتْ أَمْوَاجُهُ.</w:t>
       </w:r>
     </w:p>
     <w:p>
@@ -591,8 +691,27 @@
       </w:pPr>
       <w:r>
         <w:rPr>
-          <w:lang w:val="ar_AE" w:bidi="ar_AE"/>
-        </w:rPr>
+          <w:rtl/>
+          <w:cs/>
+          <w:lang w:val="ar_AE" w:bidi="ar_AE"/>
+        </w:rPr>
+      </w:r>
+      <w:r>
+        <w:rPr>
+          <w:vertAlign w:val="superscript"/>
+          <w:rtl/>
+          <w:cs/>
+          <w:lang w:val="ar_AE" w:bidi="ar_AE"/>
+        </w:rPr>
+        <w:t>16</w:t>
+      </w:r>
+      <w:r>
+        <w:rPr>
+          <w:rtl/>
+          <w:cs/>
+          <w:lang w:val="ar_AE" w:bidi="ar_AE"/>
+        </w:rPr>
+        <w:t xml:space="preserve"> فَانْتَابَ الرِّجَالَ خَوْفٌ عَظِيمٌ مِنَ الرَّبِّ، وَقَرَّبُوا لَهُ ذَبِيحَةً وَنَذَرُوا نُذُوراً.</w:t>
       </w:r>
     </w:p>
     <w:p>
@@ -601,385 +720,27 @@
       </w:pPr>
       <w:r>
         <w:rPr>
+          <w:rtl/>
+          <w:cs/>
           <w:lang w:val="ar_AE" w:bidi="ar_AE"/>
         </w:rPr>
       </w:r>
       <w:r>
         <w:rPr>
           <w:vertAlign w:val="superscript"/>
-          <w:lang w:val="ar_AE" w:bidi="ar_AE"/>
-        </w:rPr>
-        <w:t>9</w:t>
-      </w:r>
-      <w:r>
-        <w:rPr>
-          <w:lang w:val="ar_AE" w:bidi="ar_AE"/>
-        </w:rPr>
-        <w:t xml:space="preserve"> فَأَجَابَهُمْ: «أَنَا عِبْرَانِيٌّ، وَأَنَا خَائِفٌ مِنَ الرَّبِّ إِلَهِ السَّمَاوَاتِ، صَانِعِ الْبَحْرِ وَالْبَرِّ».</w:t>
-      </w:r>
-      <w:r>
-        <w:rPr>
-          <w:lang w:val="ar_AE" w:bidi="ar_AE"/>
-        </w:rPr>
-      </w:r>
-      <w:r>
-        <w:rPr>
-          <w:lang w:val="ar_AE" w:bidi="ar_AE"/>
-        </w:rPr>
-      </w:r>
-    </w:p>
-    <w:p>
-      <w:pPr>
-        <w:bidi/>
-      </w:pPr>
-      <w:r>
-        <w:rPr>
-          <w:lang w:val="ar_AE" w:bidi="ar_AE"/>
-        </w:rPr>
-      </w:r>
-    </w:p>
-    <w:p>
-      <w:pPr>
-        <w:bidi/>
-      </w:pPr>
-      <w:r>
-        <w:rPr>
-          <w:lang w:val="ar_AE" w:bidi="ar_AE"/>
-        </w:rPr>
-      </w:r>
-      <w:r>
-        <w:rPr>
-          <w:vertAlign w:val="superscript"/>
-          <w:lang w:val="ar_AE" w:bidi="ar_AE"/>
-        </w:rPr>
-        <w:t>10</w:t>
-      </w:r>
-      <w:r>
-        <w:rPr>
-          <w:lang w:val="ar_AE" w:bidi="ar_AE"/>
-        </w:rPr>
-        <w:t xml:space="preserve"> فَاعْتَرَى الْبَحَّارَةَ خَوْفٌ عَظِيمٌ وَقَالُوا لَهُ بَعْدَ أَنْ أَخْبَرَهُمْ أَنَّهُ هَارِبٌ مِنَ الرَّبِّ: «لِمَاذَا صَنَعْتَ هَذَا؟»</w:t>
-      </w:r>
-      <w:r>
-        <w:rPr>
-          <w:lang w:val="ar_AE" w:bidi="ar_AE"/>
-        </w:rPr>
-      </w:r>
-      <w:r>
-        <w:rPr>
-          <w:lang w:val="ar_AE" w:bidi="ar_AE"/>
-        </w:rPr>
-      </w:r>
-    </w:p>
-    <w:p>
-      <w:pPr>
-        <w:bidi/>
-      </w:pPr>
-      <w:r>
-        <w:rPr>
-          <w:lang w:val="ar_AE" w:bidi="ar_AE"/>
-        </w:rPr>
-      </w:r>
-    </w:p>
-    <w:p>
-      <w:pPr>
-        <w:bidi/>
-      </w:pPr>
-      <w:r>
-        <w:rPr>
-          <w:lang w:val="ar_AE" w:bidi="ar_AE"/>
-        </w:rPr>
-      </w:r>
-      <w:r>
-        <w:rPr>
-          <w:vertAlign w:val="superscript"/>
-          <w:lang w:val="ar_AE" w:bidi="ar_AE"/>
-        </w:rPr>
-        <w:t>11</w:t>
-      </w:r>
-      <w:r>
-        <w:rPr>
-          <w:lang w:val="ar_AE" w:bidi="ar_AE"/>
-        </w:rPr>
-        <w:t xml:space="preserve"> ثُمَّ تَسَاءَلُوا: «مَاذَا نَفْعَلُ بِكَ حَتَّى يَسْكُنَ الْبَحْرُ عَنَّا؟» لأَنَّ الْبَحْرَ كَانَ يَزْدَادُ هِيَاجاً.</w:t>
-      </w:r>
-      <w:r>
-        <w:rPr>
-          <w:lang w:val="ar_AE" w:bidi="ar_AE"/>
-        </w:rPr>
-      </w:r>
-      <w:r>
-        <w:rPr>
-          <w:lang w:val="ar_AE" w:bidi="ar_AE"/>
-        </w:rPr>
-      </w:r>
-    </w:p>
-    <w:p>
-      <w:pPr>
-        <w:bidi/>
-      </w:pPr>
-      <w:r>
-        <w:rPr>
-          <w:lang w:val="ar_AE" w:bidi="ar_AE"/>
-        </w:rPr>
-      </w:r>
-    </w:p>
-    <w:p>
-      <w:pPr>
-        <w:bidi/>
-      </w:pPr>
-      <w:r>
-        <w:rPr>
-          <w:lang w:val="ar_AE" w:bidi="ar_AE"/>
-        </w:rPr>
-      </w:r>
-      <w:r>
-        <w:rPr>
-          <w:vertAlign w:val="superscript"/>
-          <w:lang w:val="ar_AE" w:bidi="ar_AE"/>
-        </w:rPr>
-        <w:t>12</w:t>
-      </w:r>
-      <w:r>
-        <w:rPr>
-          <w:lang w:val="ar_AE" w:bidi="ar_AE"/>
-        </w:rPr>
-        <w:t xml:space="preserve"> فَأَجَابَهُمْ: «خُذُونِي وَاطْرَحُونِي إِلَى الْبَحْرِ فَيَسْكُنَ، لأَنِّي مُوْقِنٌ أَنَّ هَذَا الإِعْصَارَ الْمُرِيعَ قَدْ هَاجَ عَلَيْكُمْ بِسَبَبِي».</w:t>
-      </w:r>
-      <w:r>
-        <w:rPr>
-          <w:lang w:val="ar_AE" w:bidi="ar_AE"/>
-        </w:rPr>
-      </w:r>
-      <w:r>
-        <w:rPr>
-          <w:lang w:val="ar_AE" w:bidi="ar_AE"/>
-        </w:rPr>
-      </w:r>
-    </w:p>
-    <w:p>
-      <w:pPr>
-        <w:bidi/>
-      </w:pPr>
-      <w:r>
-        <w:rPr>
-          <w:lang w:val="ar_AE" w:bidi="ar_AE"/>
-        </w:rPr>
-      </w:r>
-    </w:p>
-    <w:p>
-      <w:pPr>
-        <w:bidi/>
-      </w:pPr>
-      <w:r>
-        <w:rPr>
-          <w:lang w:val="ar_AE" w:bidi="ar_AE"/>
-        </w:rPr>
-      </w:r>
-      <w:r>
-        <w:rPr>
-          <w:vertAlign w:val="superscript"/>
-          <w:lang w:val="ar_AE" w:bidi="ar_AE"/>
-        </w:rPr>
-        <w:t>13</w:t>
-      </w:r>
-      <w:r>
-        <w:rPr>
-          <w:lang w:val="ar_AE" w:bidi="ar_AE"/>
-        </w:rPr>
-        <w:t xml:space="preserve"> وَلَكِنَّ الْبَحَّارَةَ شَرَعُوا يُجَذِّفُونَ لِيَرْجِعُوا إِلَى الشَّاطِئِ، فَأَخْفَقُوا لِتَفَاقُمِ هِيَاجِ الْبَحْرِ.</w:t>
-      </w:r>
-      <w:r>
-        <w:rPr>
-          <w:lang w:val="ar_AE" w:bidi="ar_AE"/>
-        </w:rPr>
-      </w:r>
-      <w:r>
-        <w:rPr>
-          <w:lang w:val="ar_AE" w:bidi="ar_AE"/>
-        </w:rPr>
-      </w:r>
-    </w:p>
-    <w:p>
-      <w:pPr>
-        <w:bidi/>
-      </w:pPr>
-      <w:r>
-        <w:rPr>
-          <w:lang w:val="ar_AE" w:bidi="ar_AE"/>
-        </w:rPr>
-      </w:r>
-    </w:p>
-    <w:p>
-      <w:pPr>
-        <w:bidi/>
-      </w:pPr>
-      <w:r>
-        <w:rPr>
-          <w:lang w:val="ar_AE" w:bidi="ar_AE"/>
-        </w:rPr>
-      </w:r>
-      <w:r>
-        <w:rPr>
-          <w:vertAlign w:val="superscript"/>
-          <w:lang w:val="ar_AE" w:bidi="ar_AE"/>
-        </w:rPr>
-        <w:t>14</w:t>
-      </w:r>
-      <w:r>
-        <w:rPr>
-          <w:lang w:val="ar_AE" w:bidi="ar_AE"/>
-        </w:rPr>
-        <w:t xml:space="preserve"> فَصَرَخُوا إِلَى الرَّبِّ قَائِلِينَ: «أَيُّهَا الرَّبُّ لَا تُهْلِكْنَا مِنْ أَجْلِ حَيَاةِ هَذَا الرَّجُلِ، وَلا تُحَمِّلْنَا دَماً بَرِيئاً لأَنَّكَ يَا رَبُّ فَعَلْتَ كَمَا شِئْتَ».</w:t>
-      </w:r>
-      <w:r>
-        <w:rPr>
-          <w:lang w:val="ar_AE" w:bidi="ar_AE"/>
-        </w:rPr>
-      </w:r>
-      <w:r>
-        <w:rPr>
-          <w:lang w:val="ar_AE" w:bidi="ar_AE"/>
-        </w:rPr>
-      </w:r>
-    </w:p>
-    <w:p>
-      <w:pPr>
-        <w:bidi/>
-      </w:pPr>
-      <w:r>
-        <w:rPr>
-          <w:lang w:val="ar_AE" w:bidi="ar_AE"/>
-        </w:rPr>
-      </w:r>
-    </w:p>
-    <w:p>
-      <w:pPr>
-        <w:bidi/>
-      </w:pPr>
-      <w:r>
-        <w:rPr>
-          <w:lang w:val="ar_AE" w:bidi="ar_AE"/>
-        </w:rPr>
-      </w:r>
-      <w:r>
-        <w:rPr>
-          <w:vertAlign w:val="superscript"/>
-          <w:lang w:val="ar_AE" w:bidi="ar_AE"/>
-        </w:rPr>
-        <w:t>15</w:t>
-      </w:r>
-      <w:r>
-        <w:rPr>
-          <w:lang w:val="ar_AE" w:bidi="ar_AE"/>
-        </w:rPr>
-        <w:t xml:space="preserve"> ثُمَّ أَخَذُوا يُونَانَ وَقَذَفُوا بِهِ إِلَى الْبَحْرِ، فَسَادَ عَلَيْهِ الْهُدُوءُ وَسَكَنَتْ أَمْوَاجُهُ.</w:t>
-      </w:r>
-      <w:r>
-        <w:rPr>
-          <w:lang w:val="ar_AE" w:bidi="ar_AE"/>
-        </w:rPr>
-      </w:r>
-      <w:r>
-        <w:rPr>
-          <w:lang w:val="ar_AE" w:bidi="ar_AE"/>
-        </w:rPr>
-      </w:r>
-    </w:p>
-    <w:p>
-      <w:pPr>
-        <w:bidi/>
-      </w:pPr>
-      <w:r>
-        <w:rPr>
-          <w:lang w:val="ar_AE" w:bidi="ar_AE"/>
-        </w:rPr>
-      </w:r>
-    </w:p>
-    <w:p>
-      <w:pPr>
-        <w:bidi/>
-      </w:pPr>
-      <w:r>
-        <w:rPr>
-          <w:lang w:val="ar_AE" w:bidi="ar_AE"/>
-        </w:rPr>
-      </w:r>
-      <w:r>
-        <w:rPr>
-          <w:vertAlign w:val="superscript"/>
-          <w:lang w:val="ar_AE" w:bidi="ar_AE"/>
-        </w:rPr>
-        <w:t>16</w:t>
-      </w:r>
-      <w:r>
-        <w:rPr>
-          <w:lang w:val="ar_AE" w:bidi="ar_AE"/>
-        </w:rPr>
-        <w:t xml:space="preserve"> فَانْتَابَ الرِّجَالَ خَوْفٌ عَظِيمٌ مِنَ الرَّبِّ، وَقَرَّبُوا لَهُ ذَبِيحَةً وَنَذَرُوا نُذُوراً.</w:t>
-      </w:r>
-      <w:r>
-        <w:rPr>
-          <w:lang w:val="ar_AE" w:bidi="ar_AE"/>
-        </w:rPr>
-      </w:r>
-      <w:r>
-        <w:rPr>
-          <w:lang w:val="ar_AE" w:bidi="ar_AE"/>
-        </w:rPr>
-      </w:r>
-    </w:p>
-    <w:p>
-      <w:pPr>
-        <w:bidi/>
-      </w:pPr>
-      <w:r>
-        <w:rPr>
-          <w:lang w:val="ar_AE" w:bidi="ar_AE"/>
-        </w:rPr>
-      </w:r>
-    </w:p>
-    <w:p>
-      <w:pPr>
-        <w:bidi/>
-      </w:pPr>
-      <w:r>
-        <w:rPr>
-          <w:lang w:val="ar_AE" w:bidi="ar_AE"/>
-        </w:rPr>
-      </w:r>
-      <w:r>
-        <w:rPr>
-          <w:vertAlign w:val="superscript"/>
+          <w:rtl/>
+          <w:cs/>
           <w:lang w:val="ar_AE" w:bidi="ar_AE"/>
         </w:rPr>
         <w:t>17</w:t>
       </w:r>
       <w:r>
         <w:rPr>
+          <w:rtl/>
+          <w:cs/>
           <w:lang w:val="ar_AE" w:bidi="ar_AE"/>
         </w:rPr>
         <w:t xml:space="preserve"> وَأَمَّا الرَّبُّ فَأَعَدَّ حُوتاً عَظِيماً ابْتَلَعَ يُونَانَ. فَمَكَثَ يُونَانُ فِي جَوْفِ الْحُوتِ ثَلاثَةَ أَيَّامٍ وَثَلاثَ لَيَالٍ.</w:t>
-      </w:r>
-      <w:r>
-        <w:rPr>
-          <w:lang w:val="ar_AE" w:bidi="ar_AE"/>
-        </w:rPr>
-      </w:r>
-      <w:r>
-        <w:rPr>
-          <w:lang w:val="ar_AE" w:bidi="ar_AE"/>
-        </w:rPr>
-      </w:r>
-    </w:p>
-    <w:p>
-      <w:pPr>
-        <w:bidi/>
-      </w:pPr>
-      <w:r>
-        <w:rPr>
-          <w:lang w:val="ar_AE" w:bidi="ar_AE"/>
-        </w:rPr>
       </w:r>
     </w:p>
     <w:p>
@@ -989,12 +750,16 @@
       </w:pPr>
       <w:r>
         <w:rPr>
-          <w:lang w:val="ar_AE" w:bidi="ar_AE"/>
-        </w:rPr>
-        <w:t>Jonah 2:1</w:t>
-      </w:r>
-      <w:r>
-        <w:rPr>
+          <w:rtl/>
+          <w:cs/>
+          <w:lang w:val="ar_AE" w:bidi="ar_AE"/>
+        </w:rPr>
+        <w:t>يونان 2:1</w:t>
+      </w:r>
+      <w:r>
+        <w:rPr>
+          <w:rtl/>
+          <w:cs/>
           <w:lang w:val="ar_AE" w:bidi="ar_AE"/>
         </w:rPr>
       </w:r>
@@ -1005,32 +770,28 @@
       </w:pPr>
       <w:r>
         <w:rPr>
+          <w:rtl/>
+          <w:cs/>
           <w:lang w:val="ar_AE" w:bidi="ar_AE"/>
         </w:rPr>
       </w:r>
       <w:r>
         <w:rPr>
           <w:vertAlign w:val="superscript"/>
+          <w:rtl/>
+          <w:cs/>
           <w:lang w:val="ar_AE" w:bidi="ar_AE"/>
         </w:rPr>
         <w:t>1</w:t>
       </w:r>
       <w:r>
         <w:rPr>
+          <w:rtl/>
+          <w:cs/>
           <w:lang w:val="ar_AE" w:bidi="ar_AE"/>
         </w:rPr>
         <w:t xml:space="preserve"> ثُمَّ صَلَّى يُونَانُ إِلَى الرَّبِّ إِلَهِهِ مِنْ جَوْفِ الْحُوتِ،</w:t>
       </w:r>
-      <w:r>
-        <w:rPr>
-          <w:lang w:val="ar_AE" w:bidi="ar_AE"/>
-        </w:rPr>
-      </w:r>
-      <w:r>
-        <w:rPr>
-          <w:lang w:val="ar_AE" w:bidi="ar_AE"/>
-        </w:rPr>
-      </w:r>
     </w:p>
     <w:p>
       <w:pPr>
@@ -1038,8 +799,27 @@
       </w:pPr>
       <w:r>
         <w:rPr>
-          <w:lang w:val="ar_AE" w:bidi="ar_AE"/>
-        </w:rPr>
+          <w:rtl/>
+          <w:cs/>
+          <w:lang w:val="ar_AE" w:bidi="ar_AE"/>
+        </w:rPr>
+      </w:r>
+      <w:r>
+        <w:rPr>
+          <w:vertAlign w:val="superscript"/>
+          <w:rtl/>
+          <w:cs/>
+          <w:lang w:val="ar_AE" w:bidi="ar_AE"/>
+        </w:rPr>
+        <w:t>2</w:t>
+      </w:r>
+      <w:r>
+        <w:rPr>
+          <w:rtl/>
+          <w:cs/>
+          <w:lang w:val="ar_AE" w:bidi="ar_AE"/>
+        </w:rPr>
+        <w:t xml:space="preserve"> قَائِلاً: «اسْتَغَثْتُ بِالرَّبِّ فِي ضِيقِي فَاسْتَجَابَ لِي، وَمِنْ جَوْفِ الْهَاوِيَةِ ابْتَهَلْتُ فَسَمِعْتَ صَوْتِي.</w:t>
       </w:r>
     </w:p>
     <w:p>
@@ -1048,31 +828,27 @@
       </w:pPr>
       <w:r>
         <w:rPr>
+          <w:rtl/>
+          <w:cs/>
           <w:lang w:val="ar_AE" w:bidi="ar_AE"/>
         </w:rPr>
       </w:r>
       <w:r>
         <w:rPr>
           <w:vertAlign w:val="superscript"/>
-          <w:lang w:val="ar_AE" w:bidi="ar_AE"/>
-        </w:rPr>
-        <w:t>2</w:t>
-      </w:r>
-      <w:r>
-        <w:rPr>
-          <w:lang w:val="ar_AE" w:bidi="ar_AE"/>
-        </w:rPr>
-        <w:t xml:space="preserve"> قَائِلاً: «اسْتَغَثْتُ بِالرَّبِّ فِي ضِيقِي فَاسْتَجَابَ لِي، وَمِنْ جَوْفِ الْهَاوِيَةِ ابْتَهَلْتُ فَسَمِعْتَ صَوْتِي.</w:t>
-      </w:r>
-      <w:r>
-        <w:rPr>
-          <w:lang w:val="ar_AE" w:bidi="ar_AE"/>
-        </w:rPr>
-      </w:r>
-      <w:r>
-        <w:rPr>
-          <w:lang w:val="ar_AE" w:bidi="ar_AE"/>
-        </w:rPr>
+          <w:rtl/>
+          <w:cs/>
+          <w:lang w:val="ar_AE" w:bidi="ar_AE"/>
+        </w:rPr>
+        <w:t>3</w:t>
+      </w:r>
+      <w:r>
+        <w:rPr>
+          <w:rtl/>
+          <w:cs/>
+          <w:lang w:val="ar_AE" w:bidi="ar_AE"/>
+        </w:rPr>
+        <w:t xml:space="preserve"> لأَنَّكَ طَرَحْتَنِي إِلَى اللُّجَجِ الْعَمِيقَةِ فِي قَلْبِ الْبِحَارِ، فَاكْتَنَفَنِي الْغَمْرُ وَأَحَاطَتْ بِي تَيَّارَاتُكَ وَأَمْوَاجُكَ</w:t>
       </w:r>
     </w:p>
     <w:p>
@@ -1081,8 +857,27 @@
       </w:pPr>
       <w:r>
         <w:rPr>
-          <w:lang w:val="ar_AE" w:bidi="ar_AE"/>
-        </w:rPr>
+          <w:rtl/>
+          <w:cs/>
+          <w:lang w:val="ar_AE" w:bidi="ar_AE"/>
+        </w:rPr>
+      </w:r>
+      <w:r>
+        <w:rPr>
+          <w:vertAlign w:val="superscript"/>
+          <w:rtl/>
+          <w:cs/>
+          <w:lang w:val="ar_AE" w:bidi="ar_AE"/>
+        </w:rPr>
+        <w:t>4</w:t>
+      </w:r>
+      <w:r>
+        <w:rPr>
+          <w:rtl/>
+          <w:cs/>
+          <w:lang w:val="ar_AE" w:bidi="ar_AE"/>
+        </w:rPr>
+        <w:t xml:space="preserve"> فَقُلْتُ: قَدْ طُرِدْتُ مِنْ حَضْرَتِكَ، وَلَنْ أَعُودَ أَتَفَرَّسُ فِي هَيْكَلِكَ الْمُقَدَّسِ.</w:t>
       </w:r>
     </w:p>
     <w:p>
@@ -1091,31 +886,27 @@
       </w:pPr>
       <w:r>
         <w:rPr>
+          <w:rtl/>
+          <w:cs/>
           <w:lang w:val="ar_AE" w:bidi="ar_AE"/>
         </w:rPr>
       </w:r>
       <w:r>
         <w:rPr>
           <w:vertAlign w:val="superscript"/>
-          <w:lang w:val="ar_AE" w:bidi="ar_AE"/>
-        </w:rPr>
-        <w:t>3</w:t>
-      </w:r>
-      <w:r>
-        <w:rPr>
-          <w:lang w:val="ar_AE" w:bidi="ar_AE"/>
-        </w:rPr>
-        <w:t xml:space="preserve"> لأَنَّكَ طَرَحْتَنِي إِلَى اللُّجَجِ الْعَمِيقَةِ فِي قَلْبِ الْبِحَارِ، فَاكْتَنَفَنِي الْغَمْرُ وَأَحَاطَتْ بِي تَيَّارَاتُكَ وَأَمْوَاجُكَ</w:t>
-      </w:r>
-      <w:r>
-        <w:rPr>
-          <w:lang w:val="ar_AE" w:bidi="ar_AE"/>
-        </w:rPr>
-      </w:r>
-      <w:r>
-        <w:rPr>
-          <w:lang w:val="ar_AE" w:bidi="ar_AE"/>
-        </w:rPr>
+          <w:rtl/>
+          <w:cs/>
+          <w:lang w:val="ar_AE" w:bidi="ar_AE"/>
+        </w:rPr>
+        <w:t>5</w:t>
+      </w:r>
+      <w:r>
+        <w:rPr>
+          <w:rtl/>
+          <w:cs/>
+          <w:lang w:val="ar_AE" w:bidi="ar_AE"/>
+        </w:rPr>
+        <w:t xml:space="preserve"> قَدْ غَمَرَتْنِي الْمِيَاهُ وَأَحْدَقَتْ بِيَ اللُّجَجُ، وَالْتَفَّ عُشْبُ الْبَحْرِ حَوْلَ رَأْسِي.</w:t>
       </w:r>
     </w:p>
     <w:p>
@@ -1124,8 +915,27 @@
       </w:pPr>
       <w:r>
         <w:rPr>
-          <w:lang w:val="ar_AE" w:bidi="ar_AE"/>
-        </w:rPr>
+          <w:rtl/>
+          <w:cs/>
+          <w:lang w:val="ar_AE" w:bidi="ar_AE"/>
+        </w:rPr>
+      </w:r>
+      <w:r>
+        <w:rPr>
+          <w:vertAlign w:val="superscript"/>
+          <w:rtl/>
+          <w:cs/>
+          <w:lang w:val="ar_AE" w:bidi="ar_AE"/>
+        </w:rPr>
+        <w:t>6</w:t>
+      </w:r>
+      <w:r>
+        <w:rPr>
+          <w:rtl/>
+          <w:cs/>
+          <w:lang w:val="ar_AE" w:bidi="ar_AE"/>
+        </w:rPr>
+        <w:t xml:space="preserve"> انْحَدَرْتُ إِلَى أُسُسِ الْجِبَالِ وَهَبَطْتُ إِلَى أَعْمَاقِ الأَرْضِ حَيْثُ أُغْلِقَتْ عَلَيَّ مَزَالِيجُهَا إِلَى الأَبَدِ. وَلَكِنَّكَ تُصْعِدُ حَيَاتِي مِنَ الْهَاوِيَةِ أَيُّهَا الرَّبُّ إِلَهِي.</w:t>
       </w:r>
     </w:p>
     <w:p>
@@ -1134,31 +944,27 @@
       </w:pPr>
       <w:r>
         <w:rPr>
+          <w:rtl/>
+          <w:cs/>
           <w:lang w:val="ar_AE" w:bidi="ar_AE"/>
         </w:rPr>
       </w:r>
       <w:r>
         <w:rPr>
           <w:vertAlign w:val="superscript"/>
-          <w:lang w:val="ar_AE" w:bidi="ar_AE"/>
-        </w:rPr>
-        <w:t>4</w:t>
-      </w:r>
-      <w:r>
-        <w:rPr>
-          <w:lang w:val="ar_AE" w:bidi="ar_AE"/>
-        </w:rPr>
-        <w:t xml:space="preserve"> فَقُلْتُ: قَدْ طُرِدْتُ مِنْ حَضْرَتِكَ، وَلَنْ أَعُودَ أَتَفَرَّسُ فِي هَيْكَلِكَ الْمُقَدَّسِ.</w:t>
-      </w:r>
-      <w:r>
-        <w:rPr>
-          <w:lang w:val="ar_AE" w:bidi="ar_AE"/>
-        </w:rPr>
-      </w:r>
-      <w:r>
-        <w:rPr>
-          <w:lang w:val="ar_AE" w:bidi="ar_AE"/>
-        </w:rPr>
+          <w:rtl/>
+          <w:cs/>
+          <w:lang w:val="ar_AE" w:bidi="ar_AE"/>
+        </w:rPr>
+        <w:t>7</w:t>
+      </w:r>
+      <w:r>
+        <w:rPr>
+          <w:rtl/>
+          <w:cs/>
+          <w:lang w:val="ar_AE" w:bidi="ar_AE"/>
+        </w:rPr>
+        <w:t xml:space="preserve"> عِنْدَمَا وَهَنَتْ نَفْسِي فِي دَاخِلِي، تَذَكَّرْتُ إِلَهِي، فَحَلَّقَتْ صَلاتِي إِلَيْكَ، إِلَى هَيْكَلِكَ الْمُقَدَّسِ.</w:t>
       </w:r>
     </w:p>
     <w:p>
@@ -1167,8 +973,27 @@
       </w:pPr>
       <w:r>
         <w:rPr>
-          <w:lang w:val="ar_AE" w:bidi="ar_AE"/>
-        </w:rPr>
+          <w:rtl/>
+          <w:cs/>
+          <w:lang w:val="ar_AE" w:bidi="ar_AE"/>
+        </w:rPr>
+      </w:r>
+      <w:r>
+        <w:rPr>
+          <w:vertAlign w:val="superscript"/>
+          <w:rtl/>
+          <w:cs/>
+          <w:lang w:val="ar_AE" w:bidi="ar_AE"/>
+        </w:rPr>
+        <w:t>8</w:t>
+      </w:r>
+      <w:r>
+        <w:rPr>
+          <w:rtl/>
+          <w:cs/>
+          <w:lang w:val="ar_AE" w:bidi="ar_AE"/>
+        </w:rPr>
+        <w:t xml:space="preserve"> إِنَّ الَّذِينَ يُبَجِّلُونَ الأَصْنَامَ الْبَاطِلَةَ يَتَخَلَّوْنَ عَنْ مَصْدَرِ نِعْمَتِهِمْ.</w:t>
       </w:r>
     </w:p>
     <w:p>
@@ -1177,31 +1002,27 @@
       </w:pPr>
       <w:r>
         <w:rPr>
+          <w:rtl/>
+          <w:cs/>
           <w:lang w:val="ar_AE" w:bidi="ar_AE"/>
         </w:rPr>
       </w:r>
       <w:r>
         <w:rPr>
           <w:vertAlign w:val="superscript"/>
-          <w:lang w:val="ar_AE" w:bidi="ar_AE"/>
-        </w:rPr>
-        <w:t>5</w:t>
-      </w:r>
-      <w:r>
-        <w:rPr>
-          <w:lang w:val="ar_AE" w:bidi="ar_AE"/>
-        </w:rPr>
-        <w:t xml:space="preserve"> قَدْ غَمَرَتْنِي الْمِيَاهُ وَأَحْدَقَتْ بِيَ اللُّجَجُ، وَالْتَفَّ عُشْبُ الْبَحْرِ حَوْلَ رَأْسِي.</w:t>
-      </w:r>
-      <w:r>
-        <w:rPr>
-          <w:lang w:val="ar_AE" w:bidi="ar_AE"/>
-        </w:rPr>
-      </w:r>
-      <w:r>
-        <w:rPr>
-          <w:lang w:val="ar_AE" w:bidi="ar_AE"/>
-        </w:rPr>
+          <w:rtl/>
+          <w:cs/>
+          <w:lang w:val="ar_AE" w:bidi="ar_AE"/>
+        </w:rPr>
+        <w:t>9</w:t>
+      </w:r>
+      <w:r>
+        <w:rPr>
+          <w:rtl/>
+          <w:cs/>
+          <w:lang w:val="ar_AE" w:bidi="ar_AE"/>
+        </w:rPr>
+        <w:t xml:space="preserve"> أَمَّا أَنَا فَبِهُتَافِ الْحَمْدِ أَذْبَحُ لَكَ، وَمَا نَذَرْتُهُ أُوفِي بِهِ، لأَنَّ لِلرَّبِّ الْخَلاصَ».</w:t>
       </w:r>
     </w:p>
     <w:p>
@@ -1210,223 +1031,27 @@
       </w:pPr>
       <w:r>
         <w:rPr>
-          <w:lang w:val="ar_AE" w:bidi="ar_AE"/>
-        </w:rPr>
-      </w:r>
-    </w:p>
-    <w:p>
-      <w:pPr>
-        <w:bidi/>
-      </w:pPr>
-      <w:r>
-        <w:rPr>
+          <w:rtl/>
+          <w:cs/>
           <w:lang w:val="ar_AE" w:bidi="ar_AE"/>
         </w:rPr>
       </w:r>
       <w:r>
         <w:rPr>
           <w:vertAlign w:val="superscript"/>
-          <w:lang w:val="ar_AE" w:bidi="ar_AE"/>
-        </w:rPr>
-        <w:t>6</w:t>
-      </w:r>
-      <w:r>
-        <w:rPr>
-          <w:lang w:val="ar_AE" w:bidi="ar_AE"/>
-        </w:rPr>
-        <w:t xml:space="preserve"> انْحَدَرْتُ إِلَى أُسُسِ الْجِبَالِ وَهَبَطْتُ إِلَى أَعْمَاقِ الأَرْضِ حَيْثُ أُغْلِقَتْ عَلَيَّ مَزَالِيجُهَا إِلَى الأَبَدِ. وَلَكِنَّكَ تُصْعِدُ حَيَاتِي مِنَ الْهَاوِيَةِ أَيُّهَا الرَّبُّ إِلَهِي.</w:t>
-      </w:r>
-      <w:r>
-        <w:rPr>
-          <w:lang w:val="ar_AE" w:bidi="ar_AE"/>
-        </w:rPr>
-      </w:r>
-      <w:r>
-        <w:rPr>
-          <w:lang w:val="ar_AE" w:bidi="ar_AE"/>
-        </w:rPr>
-      </w:r>
-    </w:p>
-    <w:p>
-      <w:pPr>
-        <w:bidi/>
-      </w:pPr>
-      <w:r>
-        <w:rPr>
-          <w:lang w:val="ar_AE" w:bidi="ar_AE"/>
-        </w:rPr>
-      </w:r>
-    </w:p>
-    <w:p>
-      <w:pPr>
-        <w:bidi/>
-      </w:pPr>
-      <w:r>
-        <w:rPr>
-          <w:lang w:val="ar_AE" w:bidi="ar_AE"/>
-        </w:rPr>
-      </w:r>
-      <w:r>
-        <w:rPr>
-          <w:vertAlign w:val="superscript"/>
-          <w:lang w:val="ar_AE" w:bidi="ar_AE"/>
-        </w:rPr>
-        <w:t>7</w:t>
-      </w:r>
-      <w:r>
-        <w:rPr>
-          <w:lang w:val="ar_AE" w:bidi="ar_AE"/>
-        </w:rPr>
-        <w:t xml:space="preserve"> عِنْدَمَا وَهَنَتْ نَفْسِي فِي دَاخِلِي، تَذَكَّرْتُ إِلَهِي، فَحَلَّقَتْ صَلاتِي إِلَيْكَ، إِلَى هَيْكَلِكَ الْمُقَدَّسِ.</w:t>
-      </w:r>
-      <w:r>
-        <w:rPr>
-          <w:lang w:val="ar_AE" w:bidi="ar_AE"/>
-        </w:rPr>
-      </w:r>
-      <w:r>
-        <w:rPr>
-          <w:lang w:val="ar_AE" w:bidi="ar_AE"/>
-        </w:rPr>
-      </w:r>
-    </w:p>
-    <w:p>
-      <w:pPr>
-        <w:bidi/>
-      </w:pPr>
-      <w:r>
-        <w:rPr>
-          <w:lang w:val="ar_AE" w:bidi="ar_AE"/>
-        </w:rPr>
-      </w:r>
-    </w:p>
-    <w:p>
-      <w:pPr>
-        <w:bidi/>
-      </w:pPr>
-      <w:r>
-        <w:rPr>
-          <w:lang w:val="ar_AE" w:bidi="ar_AE"/>
-        </w:rPr>
-      </w:r>
-      <w:r>
-        <w:rPr>
-          <w:vertAlign w:val="superscript"/>
-          <w:lang w:val="ar_AE" w:bidi="ar_AE"/>
-        </w:rPr>
-        <w:t>8</w:t>
-      </w:r>
-      <w:r>
-        <w:rPr>
-          <w:lang w:val="ar_AE" w:bidi="ar_AE"/>
-        </w:rPr>
-        <w:t xml:space="preserve"> إِنَّ الَّذِينَ يُبَجِّلُونَ الأَصْنَامَ الْبَاطِلَةَ يَتَخَلَّوْنَ عَنْ مَصْدَرِ نِعْمَتِهِمْ.</w:t>
-      </w:r>
-      <w:r>
-        <w:rPr>
-          <w:lang w:val="ar_AE" w:bidi="ar_AE"/>
-        </w:rPr>
-      </w:r>
-      <w:r>
-        <w:rPr>
-          <w:lang w:val="ar_AE" w:bidi="ar_AE"/>
-        </w:rPr>
-      </w:r>
-    </w:p>
-    <w:p>
-      <w:pPr>
-        <w:bidi/>
-      </w:pPr>
-      <w:r>
-        <w:rPr>
-          <w:lang w:val="ar_AE" w:bidi="ar_AE"/>
-        </w:rPr>
-      </w:r>
-    </w:p>
-    <w:p>
-      <w:pPr>
-        <w:bidi/>
-      </w:pPr>
-      <w:r>
-        <w:rPr>
-          <w:lang w:val="ar_AE" w:bidi="ar_AE"/>
-        </w:rPr>
-      </w:r>
-      <w:r>
-        <w:rPr>
-          <w:vertAlign w:val="superscript"/>
-          <w:lang w:val="ar_AE" w:bidi="ar_AE"/>
-        </w:rPr>
-        <w:t>9</w:t>
-      </w:r>
-      <w:r>
-        <w:rPr>
-          <w:lang w:val="ar_AE" w:bidi="ar_AE"/>
-        </w:rPr>
-        <w:t xml:space="preserve"> أَمَّا أَنَا فَبِهُتَافِ الْحَمْدِ أَذْبَحُ لَكَ، وَمَا نَذَرْتُهُ أُوفِي بِهِ، لأَنَّ لِلرَّبِّ الْخَلاصَ».</w:t>
-      </w:r>
-      <w:r>
-        <w:rPr>
-          <w:lang w:val="ar_AE" w:bidi="ar_AE"/>
-        </w:rPr>
-      </w:r>
-      <w:r>
-        <w:rPr>
-          <w:lang w:val="ar_AE" w:bidi="ar_AE"/>
-        </w:rPr>
-      </w:r>
-    </w:p>
-    <w:p>
-      <w:pPr>
-        <w:bidi/>
-      </w:pPr>
-      <w:r>
-        <w:rPr>
-          <w:lang w:val="ar_AE" w:bidi="ar_AE"/>
-        </w:rPr>
-      </w:r>
-    </w:p>
-    <w:p>
-      <w:pPr>
-        <w:bidi/>
-      </w:pPr>
-      <w:r>
-        <w:rPr>
-          <w:lang w:val="ar_AE" w:bidi="ar_AE"/>
-        </w:rPr>
-      </w:r>
-      <w:r>
-        <w:rPr>
-          <w:vertAlign w:val="superscript"/>
+          <w:rtl/>
+          <w:cs/>
           <w:lang w:val="ar_AE" w:bidi="ar_AE"/>
         </w:rPr>
         <w:t>10</w:t>
       </w:r>
       <w:r>
         <w:rPr>
+          <w:rtl/>
+          <w:cs/>
           <w:lang w:val="ar_AE" w:bidi="ar_AE"/>
         </w:rPr>
         <w:t xml:space="preserve"> فَأَمَرَ الرَّبُّ الْحُوتَ فَقَذَفَ بِيُونَانَ إِلَى الشَّاطِئِ.</w:t>
-      </w:r>
-      <w:r>
-        <w:rPr>
-          <w:lang w:val="ar_AE" w:bidi="ar_AE"/>
-        </w:rPr>
-      </w:r>
-      <w:r>
-        <w:rPr>
-          <w:lang w:val="ar_AE" w:bidi="ar_AE"/>
-        </w:rPr>
-      </w:r>
-    </w:p>
-    <w:p>
-      <w:pPr>
-        <w:bidi/>
-      </w:pPr>
-      <w:r>
-        <w:rPr>
-          <w:lang w:val="ar_AE" w:bidi="ar_AE"/>
-        </w:rPr>
       </w:r>
     </w:p>
     <w:p>
@@ -1436,12 +1061,16 @@
       </w:pPr>
       <w:r>
         <w:rPr>
-          <w:lang w:val="ar_AE" w:bidi="ar_AE"/>
-        </w:rPr>
-        <w:t>Jonah 3:1</w:t>
-      </w:r>
-      <w:r>
-        <w:rPr>
+          <w:rtl/>
+          <w:cs/>
+          <w:lang w:val="ar_AE" w:bidi="ar_AE"/>
+        </w:rPr>
+        <w:t>يونان 3:1</w:t>
+      </w:r>
+      <w:r>
+        <w:rPr>
+          <w:rtl/>
+          <w:cs/>
           <w:lang w:val="ar_AE" w:bidi="ar_AE"/>
         </w:rPr>
       </w:r>
@@ -1452,32 +1081,28 @@
       </w:pPr>
       <w:r>
         <w:rPr>
+          <w:rtl/>
+          <w:cs/>
           <w:lang w:val="ar_AE" w:bidi="ar_AE"/>
         </w:rPr>
       </w:r>
       <w:r>
         <w:rPr>
           <w:vertAlign w:val="superscript"/>
+          <w:rtl/>
+          <w:cs/>
           <w:lang w:val="ar_AE" w:bidi="ar_AE"/>
         </w:rPr>
         <w:t>1</w:t>
       </w:r>
       <w:r>
         <w:rPr>
+          <w:rtl/>
+          <w:cs/>
           <w:lang w:val="ar_AE" w:bidi="ar_AE"/>
         </w:rPr>
         <w:t xml:space="preserve"> وَأَمَرَ الرَّبُّ يُونَانَ ثَانِيَةً:</w:t>
       </w:r>
-      <w:r>
-        <w:rPr>
-          <w:lang w:val="ar_AE" w:bidi="ar_AE"/>
-        </w:rPr>
-      </w:r>
-      <w:r>
-        <w:rPr>
-          <w:lang w:val="ar_AE" w:bidi="ar_AE"/>
-        </w:rPr>
-      </w:r>
     </w:p>
     <w:p>
       <w:pPr>
@@ -1485,8 +1110,27 @@
       </w:pPr>
       <w:r>
         <w:rPr>
-          <w:lang w:val="ar_AE" w:bidi="ar_AE"/>
-        </w:rPr>
+          <w:rtl/>
+          <w:cs/>
+          <w:lang w:val="ar_AE" w:bidi="ar_AE"/>
+        </w:rPr>
+      </w:r>
+      <w:r>
+        <w:rPr>
+          <w:vertAlign w:val="superscript"/>
+          <w:rtl/>
+          <w:cs/>
+          <w:lang w:val="ar_AE" w:bidi="ar_AE"/>
+        </w:rPr>
+        <w:t>2</w:t>
+      </w:r>
+      <w:r>
+        <w:rPr>
+          <w:rtl/>
+          <w:cs/>
+          <w:lang w:val="ar_AE" w:bidi="ar_AE"/>
+        </w:rPr>
+        <w:t xml:space="preserve"> «قُمِ امْضِ إِلَى نِينَوَى الْمَدِينَةِ الْعَظِيمَةِ، وَأَعْلِنْ لَهُمُ الرِّسَالَةَ الَّتِي أُبَلِّغُكَ إِيَّاهَا».</w:t>
       </w:r>
     </w:p>
     <w:p>
@@ -1495,31 +1139,27 @@
       </w:pPr>
       <w:r>
         <w:rPr>
+          <w:rtl/>
+          <w:cs/>
           <w:lang w:val="ar_AE" w:bidi="ar_AE"/>
         </w:rPr>
       </w:r>
       <w:r>
         <w:rPr>
           <w:vertAlign w:val="superscript"/>
-          <w:lang w:val="ar_AE" w:bidi="ar_AE"/>
-        </w:rPr>
-        <w:t>2</w:t>
-      </w:r>
-      <w:r>
-        <w:rPr>
-          <w:lang w:val="ar_AE" w:bidi="ar_AE"/>
-        </w:rPr>
-        <w:t xml:space="preserve"> «قُمِ امْضِ إِلَى نِينَوَى الْمَدِينَةِ الْعَظِيمَةِ، وَأَعْلِنْ لَهُمُ الرِّسَالَةَ الَّتِي أُبَلِّغُكَ إِيَّاهَا».</w:t>
-      </w:r>
-      <w:r>
-        <w:rPr>
-          <w:lang w:val="ar_AE" w:bidi="ar_AE"/>
-        </w:rPr>
-      </w:r>
-      <w:r>
-        <w:rPr>
-          <w:lang w:val="ar_AE" w:bidi="ar_AE"/>
-        </w:rPr>
+          <w:rtl/>
+          <w:cs/>
+          <w:lang w:val="ar_AE" w:bidi="ar_AE"/>
+        </w:rPr>
+        <w:t>3</w:t>
+      </w:r>
+      <w:r>
+        <w:rPr>
+          <w:rtl/>
+          <w:cs/>
+          <w:lang w:val="ar_AE" w:bidi="ar_AE"/>
+        </w:rPr>
+        <w:t xml:space="preserve"> فَهَبَّ يُونَانُ وَتَوَجَّهَ إِلَى نِينَوَى بِمُوجِبِ أَمْرِ الرَّبِّ. وَكَانَتْ نِينَوَى مَدِينَةً بَالِغَةَ الْعَظَمَةِ يَسْتَغْرِقُ اجْتِيَازُهَا ثَلاثَةَ أَيَّامٍ.</w:t>
       </w:r>
     </w:p>
     <w:p>
@@ -1528,8 +1168,27 @@
       </w:pPr>
       <w:r>
         <w:rPr>
-          <w:lang w:val="ar_AE" w:bidi="ar_AE"/>
-        </w:rPr>
+          <w:rtl/>
+          <w:cs/>
+          <w:lang w:val="ar_AE" w:bidi="ar_AE"/>
+        </w:rPr>
+      </w:r>
+      <w:r>
+        <w:rPr>
+          <w:vertAlign w:val="superscript"/>
+          <w:rtl/>
+          <w:cs/>
+          <w:lang w:val="ar_AE" w:bidi="ar_AE"/>
+        </w:rPr>
+        <w:t>4</w:t>
+      </w:r>
+      <w:r>
+        <w:rPr>
+          <w:rtl/>
+          <w:cs/>
+          <w:lang w:val="ar_AE" w:bidi="ar_AE"/>
+        </w:rPr>
+        <w:t xml:space="preserve"> فَدَخَلَ يُونَانُ الْمَدِينَةَ وَاجْتَازَ فِيهَا مَسِيرَةَ يَوْمٍ وَاحِدٍ، وَابْتَدَأَ يُنَادِي قَائِلاً: «بَعْدَ أَرْبَعِينَ يَوْماً تَتَدَمَّرُ الْمَدِينَةُ».</w:t>
       </w:r>
     </w:p>
     <w:p>
@@ -1538,31 +1197,27 @@
       </w:pPr>
       <w:r>
         <w:rPr>
+          <w:rtl/>
+          <w:cs/>
           <w:lang w:val="ar_AE" w:bidi="ar_AE"/>
         </w:rPr>
       </w:r>
       <w:r>
         <w:rPr>
           <w:vertAlign w:val="superscript"/>
-          <w:lang w:val="ar_AE" w:bidi="ar_AE"/>
-        </w:rPr>
-        <w:t>3</w:t>
-      </w:r>
-      <w:r>
-        <w:rPr>
-          <w:lang w:val="ar_AE" w:bidi="ar_AE"/>
-        </w:rPr>
-        <w:t xml:space="preserve"> فَهَبَّ يُونَانُ وَتَوَجَّهَ إِلَى نِينَوَى بِمُوجِبِ أَمْرِ الرَّبِّ. وَكَانَتْ نِينَوَى مَدِينَةً بَالِغَةَ الْعَظَمَةِ يَسْتَغْرِقُ اجْتِيَازُهَا ثَلاثَةَ أَيَّامٍ.</w:t>
-      </w:r>
-      <w:r>
-        <w:rPr>
-          <w:lang w:val="ar_AE" w:bidi="ar_AE"/>
-        </w:rPr>
-      </w:r>
-      <w:r>
-        <w:rPr>
-          <w:lang w:val="ar_AE" w:bidi="ar_AE"/>
-        </w:rPr>
+          <w:rtl/>
+          <w:cs/>
+          <w:lang w:val="ar_AE" w:bidi="ar_AE"/>
+        </w:rPr>
+        <w:t>5</w:t>
+      </w:r>
+      <w:r>
+        <w:rPr>
+          <w:rtl/>
+          <w:cs/>
+          <w:lang w:val="ar_AE" w:bidi="ar_AE"/>
+        </w:rPr>
+        <w:t xml:space="preserve"> فَآمَنَ شَعْبُ نِينَوَى بِالرَّبِّ، وَأَعْلَنُوا الصِّيَامَ وَارْتَدُوا الْمُسُوحَ مِنْ كَبِيرِهِمْ إِلَى صَغِيرِهِم.</w:t>
       </w:r>
     </w:p>
     <w:p>
@@ -1571,8 +1226,27 @@
       </w:pPr>
       <w:r>
         <w:rPr>
-          <w:lang w:val="ar_AE" w:bidi="ar_AE"/>
-        </w:rPr>
+          <w:rtl/>
+          <w:cs/>
+          <w:lang w:val="ar_AE" w:bidi="ar_AE"/>
+        </w:rPr>
+      </w:r>
+      <w:r>
+        <w:rPr>
+          <w:vertAlign w:val="superscript"/>
+          <w:rtl/>
+          <w:cs/>
+          <w:lang w:val="ar_AE" w:bidi="ar_AE"/>
+        </w:rPr>
+        <w:t>6</w:t>
+      </w:r>
+      <w:r>
+        <w:rPr>
+          <w:rtl/>
+          <w:cs/>
+          <w:lang w:val="ar_AE" w:bidi="ar_AE"/>
+        </w:rPr>
+        <w:t xml:space="preserve"> ثُمَّ بَلَغَ إِنْذَارُ النَّبِيِّ مَلِكَ نِينَوَى، فَقَامَ عَنْ عَرْشِهِ وَخَلَعَ عَنْهُ حُلَّتَهُ، وَارْتَدَى الْمِسْحَ وَجَلَسَ عَلَى الرَّمَادِ.</w:t>
       </w:r>
     </w:p>
     <w:p>
@@ -1581,31 +1255,27 @@
       </w:pPr>
       <w:r>
         <w:rPr>
+          <w:rtl/>
+          <w:cs/>
           <w:lang w:val="ar_AE" w:bidi="ar_AE"/>
         </w:rPr>
       </w:r>
       <w:r>
         <w:rPr>
           <w:vertAlign w:val="superscript"/>
-          <w:lang w:val="ar_AE" w:bidi="ar_AE"/>
-        </w:rPr>
-        <w:t>4</w:t>
-      </w:r>
-      <w:r>
-        <w:rPr>
-          <w:lang w:val="ar_AE" w:bidi="ar_AE"/>
-        </w:rPr>
-        <w:t xml:space="preserve"> فَدَخَلَ يُونَانُ الْمَدِينَةَ وَاجْتَازَ فِيهَا مَسِيرَةَ يَوْمٍ وَاحِدٍ، وَابْتَدَأَ يُنَادِي قَائِلاً: «بَعْدَ أَرْبَعِينَ يَوْماً تَتَدَمَّرُ الْمَدِينَةُ».</w:t>
-      </w:r>
-      <w:r>
-        <w:rPr>
-          <w:lang w:val="ar_AE" w:bidi="ar_AE"/>
-        </w:rPr>
-      </w:r>
-      <w:r>
-        <w:rPr>
-          <w:lang w:val="ar_AE" w:bidi="ar_AE"/>
-        </w:rPr>
+          <w:rtl/>
+          <w:cs/>
+          <w:lang w:val="ar_AE" w:bidi="ar_AE"/>
+        </w:rPr>
+        <w:t>7</w:t>
+      </w:r>
+      <w:r>
+        <w:rPr>
+          <w:rtl/>
+          <w:cs/>
+          <w:lang w:val="ar_AE" w:bidi="ar_AE"/>
+        </w:rPr>
+        <w:t xml:space="preserve"> وَأَذَاعَ فِي كُلِّ نِينَوَى مَرْسُوماً وَرَدَ فِيهِ: «بِأَمْرٍ مِنَ الْمَلِكِ وَنُبَلائِهِ، يَمْتَنِعُ النَّاسُ عَنِ الأَكْلِ وَالشُّرْبِ، وَكَذَلِكَ الْبَهَائِمُ وَالْغَنَمُ وَالْبَقَرُ، لَا تَرْعَ وَلا تَشْرَبْ مَاءً.</w:t>
       </w:r>
     </w:p>
     <w:p>
@@ -1614,8 +1284,27 @@
       </w:pPr>
       <w:r>
         <w:rPr>
-          <w:lang w:val="ar_AE" w:bidi="ar_AE"/>
-        </w:rPr>
+          <w:rtl/>
+          <w:cs/>
+          <w:lang w:val="ar_AE" w:bidi="ar_AE"/>
+        </w:rPr>
+      </w:r>
+      <w:r>
+        <w:rPr>
+          <w:vertAlign w:val="superscript"/>
+          <w:rtl/>
+          <w:cs/>
+          <w:lang w:val="ar_AE" w:bidi="ar_AE"/>
+        </w:rPr>
+        <w:t>8</w:t>
+      </w:r>
+      <w:r>
+        <w:rPr>
+          <w:rtl/>
+          <w:cs/>
+          <w:lang w:val="ar_AE" w:bidi="ar_AE"/>
+        </w:rPr>
+        <w:t xml:space="preserve"> وَعَلَى جَمِيعِ النَّاسِ وَالْبَهَائِمِ أَنْ يَرْتَدُوا الْمُسُوحَ، مُتَضَرِّعِينَ إِلَى اللهِ تَائِبِينَ عَنْ طُرُقِهِمِ الشِّرِّيرَةِ وَعَمَّا ارْتَكَبُوهُ مِنْ ظُلْمٍ.</w:t>
       </w:r>
     </w:p>
     <w:p>
@@ -1624,31 +1313,27 @@
       </w:pPr>
       <w:r>
         <w:rPr>
+          <w:rtl/>
+          <w:cs/>
           <w:lang w:val="ar_AE" w:bidi="ar_AE"/>
         </w:rPr>
       </w:r>
       <w:r>
         <w:rPr>
           <w:vertAlign w:val="superscript"/>
-          <w:lang w:val="ar_AE" w:bidi="ar_AE"/>
-        </w:rPr>
-        <w:t>5</w:t>
-      </w:r>
-      <w:r>
-        <w:rPr>
-          <w:lang w:val="ar_AE" w:bidi="ar_AE"/>
-        </w:rPr>
-        <w:t xml:space="preserve"> فَآمَنَ شَعْبُ نِينَوَى بِالرَّبِّ، وَأَعْلَنُوا الصِّيَامَ وَارْتَدُوا الْمُسُوحَ مِنْ كَبِيرِهِمْ إِلَى صَغِيرِهِم.</w:t>
-      </w:r>
-      <w:r>
-        <w:rPr>
-          <w:lang w:val="ar_AE" w:bidi="ar_AE"/>
-        </w:rPr>
-      </w:r>
-      <w:r>
-        <w:rPr>
-          <w:lang w:val="ar_AE" w:bidi="ar_AE"/>
-        </w:rPr>
+          <w:rtl/>
+          <w:cs/>
+          <w:lang w:val="ar_AE" w:bidi="ar_AE"/>
+        </w:rPr>
+        <w:t>9</w:t>
+      </w:r>
+      <w:r>
+        <w:rPr>
+          <w:rtl/>
+          <w:cs/>
+          <w:lang w:val="ar_AE" w:bidi="ar_AE"/>
+        </w:rPr>
+        <w:t xml:space="preserve"> لَعَلَّ الرَّبَّ يَرْجِعُ فَيَعْدِلُ عَنِ احْتِدَامِ سَخَطِهِ فَلا نَهْلِكَ».</w:t>
       </w:r>
     </w:p>
     <w:p>
@@ -1657,223 +1342,27 @@
       </w:pPr>
       <w:r>
         <w:rPr>
-          <w:lang w:val="ar_AE" w:bidi="ar_AE"/>
-        </w:rPr>
-      </w:r>
-    </w:p>
-    <w:p>
-      <w:pPr>
-        <w:bidi/>
-      </w:pPr>
-      <w:r>
-        <w:rPr>
+          <w:rtl/>
+          <w:cs/>
           <w:lang w:val="ar_AE" w:bidi="ar_AE"/>
         </w:rPr>
       </w:r>
       <w:r>
         <w:rPr>
           <w:vertAlign w:val="superscript"/>
-          <w:lang w:val="ar_AE" w:bidi="ar_AE"/>
-        </w:rPr>
-        <w:t>6</w:t>
-      </w:r>
-      <w:r>
-        <w:rPr>
-          <w:lang w:val="ar_AE" w:bidi="ar_AE"/>
-        </w:rPr>
-        <w:t xml:space="preserve"> ثُمَّ بَلَغَ إِنْذَارُ النَّبِيِّ مَلِكَ نِينَوَى، فَقَامَ عَنْ عَرْشِهِ وَخَلَعَ عَنْهُ حُلَّتَهُ، وَارْتَدَى الْمِسْحَ وَجَلَسَ عَلَى الرَّمَادِ.</w:t>
-      </w:r>
-      <w:r>
-        <w:rPr>
-          <w:lang w:val="ar_AE" w:bidi="ar_AE"/>
-        </w:rPr>
-      </w:r>
-      <w:r>
-        <w:rPr>
-          <w:lang w:val="ar_AE" w:bidi="ar_AE"/>
-        </w:rPr>
-      </w:r>
-    </w:p>
-    <w:p>
-      <w:pPr>
-        <w:bidi/>
-      </w:pPr>
-      <w:r>
-        <w:rPr>
-          <w:lang w:val="ar_AE" w:bidi="ar_AE"/>
-        </w:rPr>
-      </w:r>
-    </w:p>
-    <w:p>
-      <w:pPr>
-        <w:bidi/>
-      </w:pPr>
-      <w:r>
-        <w:rPr>
-          <w:lang w:val="ar_AE" w:bidi="ar_AE"/>
-        </w:rPr>
-      </w:r>
-      <w:r>
-        <w:rPr>
-          <w:vertAlign w:val="superscript"/>
-          <w:lang w:val="ar_AE" w:bidi="ar_AE"/>
-        </w:rPr>
-        <w:t>7</w:t>
-      </w:r>
-      <w:r>
-        <w:rPr>
-          <w:lang w:val="ar_AE" w:bidi="ar_AE"/>
-        </w:rPr>
-        <w:t xml:space="preserve"> وَأَذَاعَ فِي كُلِّ نِينَوَى مَرْسُوماً وَرَدَ فِيهِ: «بِأَمْرٍ مِنَ الْمَلِكِ وَنُبَلائِهِ، يَمْتَنِعُ النَّاسُ عَنِ الأَكْلِ وَالشُّرْبِ، وَكَذَلِكَ الْبَهَائِمُ وَالْغَنَمُ وَالْبَقَرُ، لَا تَرْعَ وَلا تَشْرَبْ مَاءً.</w:t>
-      </w:r>
-      <w:r>
-        <w:rPr>
-          <w:lang w:val="ar_AE" w:bidi="ar_AE"/>
-        </w:rPr>
-      </w:r>
-      <w:r>
-        <w:rPr>
-          <w:lang w:val="ar_AE" w:bidi="ar_AE"/>
-        </w:rPr>
-      </w:r>
-    </w:p>
-    <w:p>
-      <w:pPr>
-        <w:bidi/>
-      </w:pPr>
-      <w:r>
-        <w:rPr>
-          <w:lang w:val="ar_AE" w:bidi="ar_AE"/>
-        </w:rPr>
-      </w:r>
-    </w:p>
-    <w:p>
-      <w:pPr>
-        <w:bidi/>
-      </w:pPr>
-      <w:r>
-        <w:rPr>
-          <w:lang w:val="ar_AE" w:bidi="ar_AE"/>
-        </w:rPr>
-      </w:r>
-      <w:r>
-        <w:rPr>
-          <w:vertAlign w:val="superscript"/>
-          <w:lang w:val="ar_AE" w:bidi="ar_AE"/>
-        </w:rPr>
-        <w:t>8</w:t>
-      </w:r>
-      <w:r>
-        <w:rPr>
-          <w:lang w:val="ar_AE" w:bidi="ar_AE"/>
-        </w:rPr>
-        <w:t xml:space="preserve"> وَعَلَى جَمِيعِ النَّاسِ وَالْبَهَائِمِ أَنْ يَرْتَدُوا الْمُسُوحَ، مُتَضَرِّعِينَ إِلَى اللهِ تَائِبِينَ عَنْ طُرُقِهِمِ الشِّرِّيرَةِ وَعَمَّا ارْتَكَبُوهُ مِنْ ظُلْمٍ.</w:t>
-      </w:r>
-      <w:r>
-        <w:rPr>
-          <w:lang w:val="ar_AE" w:bidi="ar_AE"/>
-        </w:rPr>
-      </w:r>
-      <w:r>
-        <w:rPr>
-          <w:lang w:val="ar_AE" w:bidi="ar_AE"/>
-        </w:rPr>
-      </w:r>
-    </w:p>
-    <w:p>
-      <w:pPr>
-        <w:bidi/>
-      </w:pPr>
-      <w:r>
-        <w:rPr>
-          <w:lang w:val="ar_AE" w:bidi="ar_AE"/>
-        </w:rPr>
-      </w:r>
-    </w:p>
-    <w:p>
-      <w:pPr>
-        <w:bidi/>
-      </w:pPr>
-      <w:r>
-        <w:rPr>
-          <w:lang w:val="ar_AE" w:bidi="ar_AE"/>
-        </w:rPr>
-      </w:r>
-      <w:r>
-        <w:rPr>
-          <w:vertAlign w:val="superscript"/>
-          <w:lang w:val="ar_AE" w:bidi="ar_AE"/>
-        </w:rPr>
-        <w:t>9</w:t>
-      </w:r>
-      <w:r>
-        <w:rPr>
-          <w:lang w:val="ar_AE" w:bidi="ar_AE"/>
-        </w:rPr>
-        <w:t xml:space="preserve"> لَعَلَّ الرَّبَّ يَرْجِعُ فَيَعْدِلُ عَنِ احْتِدَامِ سَخَطِهِ فَلا نَهْلِكَ».</w:t>
-      </w:r>
-      <w:r>
-        <w:rPr>
-          <w:lang w:val="ar_AE" w:bidi="ar_AE"/>
-        </w:rPr>
-      </w:r>
-      <w:r>
-        <w:rPr>
-          <w:lang w:val="ar_AE" w:bidi="ar_AE"/>
-        </w:rPr>
-      </w:r>
-    </w:p>
-    <w:p>
-      <w:pPr>
-        <w:bidi/>
-      </w:pPr>
-      <w:r>
-        <w:rPr>
-          <w:lang w:val="ar_AE" w:bidi="ar_AE"/>
-        </w:rPr>
-      </w:r>
-    </w:p>
-    <w:p>
-      <w:pPr>
-        <w:bidi/>
-      </w:pPr>
-      <w:r>
-        <w:rPr>
-          <w:lang w:val="ar_AE" w:bidi="ar_AE"/>
-        </w:rPr>
-      </w:r>
-      <w:r>
-        <w:rPr>
-          <w:vertAlign w:val="superscript"/>
+          <w:rtl/>
+          <w:cs/>
           <w:lang w:val="ar_AE" w:bidi="ar_AE"/>
         </w:rPr>
         <w:t>10</w:t>
       </w:r>
       <w:r>
         <w:rPr>
+          <w:rtl/>
+          <w:cs/>
           <w:lang w:val="ar_AE" w:bidi="ar_AE"/>
         </w:rPr>
         <w:t xml:space="preserve"> فَلَمَّا رَأَى اللهُ أَعْمَالَهُمْ وَتَوْبَتَهُمْ عَنْ طُرُقِهِمِ الآثِمَةِ عَدَلَ عَنِ الْعِقَابِ الَّذِي كَانَ مُزْمِعاً أَنْ يُوْقِعَهُ بِهِمْ وَعَفَا عَنْهُمْ.</w:t>
-      </w:r>
-      <w:r>
-        <w:rPr>
-          <w:lang w:val="ar_AE" w:bidi="ar_AE"/>
-        </w:rPr>
-      </w:r>
-      <w:r>
-        <w:rPr>
-          <w:lang w:val="ar_AE" w:bidi="ar_AE"/>
-        </w:rPr>
-      </w:r>
-    </w:p>
-    <w:p>
-      <w:pPr>
-        <w:bidi/>
-      </w:pPr>
-      <w:r>
-        <w:rPr>
-          <w:lang w:val="ar_AE" w:bidi="ar_AE"/>
-        </w:rPr>
       </w:r>
     </w:p>
     <w:p>
@@ -1883,12 +1372,16 @@
       </w:pPr>
       <w:r>
         <w:rPr>
-          <w:lang w:val="ar_AE" w:bidi="ar_AE"/>
-        </w:rPr>
-        <w:t>Jonah 4:1</w:t>
-      </w:r>
-      <w:r>
-        <w:rPr>
+          <w:rtl/>
+          <w:cs/>
+          <w:lang w:val="ar_AE" w:bidi="ar_AE"/>
+        </w:rPr>
+        <w:t>يونان 4:1</w:t>
+      </w:r>
+      <w:r>
+        <w:rPr>
+          <w:rtl/>
+          <w:cs/>
           <w:lang w:val="ar_AE" w:bidi="ar_AE"/>
         </w:rPr>
       </w:r>
@@ -1899,32 +1392,28 @@
       </w:pPr>
       <w:r>
         <w:rPr>
+          <w:rtl/>
+          <w:cs/>
           <w:lang w:val="ar_AE" w:bidi="ar_AE"/>
         </w:rPr>
       </w:r>
       <w:r>
         <w:rPr>
           <w:vertAlign w:val="superscript"/>
+          <w:rtl/>
+          <w:cs/>
           <w:lang w:val="ar_AE" w:bidi="ar_AE"/>
         </w:rPr>
         <w:t>1</w:t>
       </w:r>
       <w:r>
         <w:rPr>
+          <w:rtl/>
+          <w:cs/>
           <w:lang w:val="ar_AE" w:bidi="ar_AE"/>
         </w:rPr>
         <w:t xml:space="preserve"> فَأَثَارَ ذَلِكَ غَيْظَ يُونَانَ وَغَضَبَهُ الشَّدِيدَيْنِ.</w:t>
       </w:r>
-      <w:r>
-        <w:rPr>
-          <w:lang w:val="ar_AE" w:bidi="ar_AE"/>
-        </w:rPr>
-      </w:r>
-      <w:r>
-        <w:rPr>
-          <w:lang w:val="ar_AE" w:bidi="ar_AE"/>
-        </w:rPr>
-      </w:r>
     </w:p>
     <w:p>
       <w:pPr>
@@ -1932,8 +1421,27 @@
       </w:pPr>
       <w:r>
         <w:rPr>
-          <w:lang w:val="ar_AE" w:bidi="ar_AE"/>
-        </w:rPr>
+          <w:rtl/>
+          <w:cs/>
+          <w:lang w:val="ar_AE" w:bidi="ar_AE"/>
+        </w:rPr>
+      </w:r>
+      <w:r>
+        <w:rPr>
+          <w:vertAlign w:val="superscript"/>
+          <w:rtl/>
+          <w:cs/>
+          <w:lang w:val="ar_AE" w:bidi="ar_AE"/>
+        </w:rPr>
+        <w:t>2</w:t>
+      </w:r>
+      <w:r>
+        <w:rPr>
+          <w:rtl/>
+          <w:cs/>
+          <w:lang w:val="ar_AE" w:bidi="ar_AE"/>
+        </w:rPr>
+        <w:t xml:space="preserve"> وَصَلَّى إِلَى الرَّبِّ قَائِلاً: «أَيُّهَا الرَّبُّ، أَلَيْسَ هَذَا مَا قُلْتُهُ عِنْدَمَا كُنْتُ فِي بِلادِي؟ لِهَذَا أَسْرَعْتُ إِلَى الْهَرَبِ إِلَى تَرْشِيشَ، لأَنِّي عَرَفْتُ أَنَّكَ إِلَهٌ رَحِيمٌ رَؤُوفٌ بَطِيءُ الْغَضَبِ كَثِيرُ الإِحْسَانِ، تَرْجِعُ عَنِ الْعِقَابِ.</w:t>
       </w:r>
     </w:p>
     <w:p>
@@ -1942,31 +1450,27 @@
       </w:pPr>
       <w:r>
         <w:rPr>
+          <w:rtl/>
+          <w:cs/>
           <w:lang w:val="ar_AE" w:bidi="ar_AE"/>
         </w:rPr>
       </w:r>
       <w:r>
         <w:rPr>
           <w:vertAlign w:val="superscript"/>
-          <w:lang w:val="ar_AE" w:bidi="ar_AE"/>
-        </w:rPr>
-        <w:t>2</w:t>
-      </w:r>
-      <w:r>
-        <w:rPr>
-          <w:lang w:val="ar_AE" w:bidi="ar_AE"/>
-        </w:rPr>
-        <w:t xml:space="preserve"> وَصَلَّى إِلَى الرَّبِّ قَائِلاً: «أَيُّهَا الرَّبُّ، أَلَيْسَ هَذَا مَا قُلْتُهُ عِنْدَمَا كُنْتُ فِي بِلادِي؟ لِهَذَا أَسْرَعْتُ إِلَى الْهَرَبِ إِلَى تَرْشِيشَ، لأَنِّي عَرَفْتُ أَنَّكَ إِلَهٌ رَحِيمٌ رَؤُوفٌ بَطِيءُ الْغَضَبِ كَثِيرُ الإِحْسَانِ، تَرْجِعُ عَنِ الْعِقَابِ.</w:t>
-      </w:r>
-      <w:r>
-        <w:rPr>
-          <w:lang w:val="ar_AE" w:bidi="ar_AE"/>
-        </w:rPr>
-      </w:r>
-      <w:r>
-        <w:rPr>
-          <w:lang w:val="ar_AE" w:bidi="ar_AE"/>
-        </w:rPr>
+          <w:rtl/>
+          <w:cs/>
+          <w:lang w:val="ar_AE" w:bidi="ar_AE"/>
+        </w:rPr>
+        <w:t>3</w:t>
+      </w:r>
+      <w:r>
+        <w:rPr>
+          <w:rtl/>
+          <w:cs/>
+          <w:lang w:val="ar_AE" w:bidi="ar_AE"/>
+        </w:rPr>
+        <w:t xml:space="preserve"> وَالآنَ دَعْنِي أَيُّهَا الرَّبُّ أَلْفَظُ أَنْفَاسِي لأَنَّهُ خَيْرٌ لِي أَنْ أَمُوتَ مِنْ أَنْ أَحْيَا».</w:t>
       </w:r>
     </w:p>
     <w:p>
@@ -1975,8 +1479,27 @@
       </w:pPr>
       <w:r>
         <w:rPr>
-          <w:lang w:val="ar_AE" w:bidi="ar_AE"/>
-        </w:rPr>
+          <w:rtl/>
+          <w:cs/>
+          <w:lang w:val="ar_AE" w:bidi="ar_AE"/>
+        </w:rPr>
+      </w:r>
+      <w:r>
+        <w:rPr>
+          <w:vertAlign w:val="superscript"/>
+          <w:rtl/>
+          <w:cs/>
+          <w:lang w:val="ar_AE" w:bidi="ar_AE"/>
+        </w:rPr>
+        <w:t>4</w:t>
+      </w:r>
+      <w:r>
+        <w:rPr>
+          <w:rtl/>
+          <w:cs/>
+          <w:lang w:val="ar_AE" w:bidi="ar_AE"/>
+        </w:rPr>
+        <w:t xml:space="preserve"> فَقَالَ الرَّبُّ: «أَأَنْتَ مُحِقٌّ فِي غَضَبِكَ؟»</w:t>
       </w:r>
     </w:p>
     <w:p>
@@ -1985,31 +1508,27 @@
       </w:pPr>
       <w:r>
         <w:rPr>
+          <w:rtl/>
+          <w:cs/>
           <w:lang w:val="ar_AE" w:bidi="ar_AE"/>
         </w:rPr>
       </w:r>
       <w:r>
         <w:rPr>
           <w:vertAlign w:val="superscript"/>
-          <w:lang w:val="ar_AE" w:bidi="ar_AE"/>
-        </w:rPr>
-        <w:t>3</w:t>
-      </w:r>
-      <w:r>
-        <w:rPr>
-          <w:lang w:val="ar_AE" w:bidi="ar_AE"/>
-        </w:rPr>
-        <w:t xml:space="preserve"> وَالآنَ دَعْنِي أَيُّهَا الرَّبُّ أَلْفَظُ أَنْفَاسِي لأَنَّهُ خَيْرٌ لِي أَنْ أَمُوتَ مِنْ أَنْ أَحْيَا».</w:t>
-      </w:r>
-      <w:r>
-        <w:rPr>
-          <w:lang w:val="ar_AE" w:bidi="ar_AE"/>
-        </w:rPr>
-      </w:r>
-      <w:r>
-        <w:rPr>
-          <w:lang w:val="ar_AE" w:bidi="ar_AE"/>
-        </w:rPr>
+          <w:rtl/>
+          <w:cs/>
+          <w:lang w:val="ar_AE" w:bidi="ar_AE"/>
+        </w:rPr>
+        <w:t>5</w:t>
+      </w:r>
+      <w:r>
+        <w:rPr>
+          <w:rtl/>
+          <w:cs/>
+          <w:lang w:val="ar_AE" w:bidi="ar_AE"/>
+        </w:rPr>
+        <w:t xml:space="preserve"> وَخَرَجَ يُونَانُ مِنْ نِينَوَى وَجَلَسَ شَرْقِيَّ الْمَدِينَةِ، بَعْدَ أَنْ نَصَبَ لِنَفْسِهِ مَظَلَّةً جَلَسَ تَحْتَ ظِلِّهَا يَرْقُبُ مَا يَجْرِي عَلَى الْمَدِينَةِ.</w:t>
       </w:r>
     </w:p>
     <w:p>
@@ -2018,8 +1537,27 @@
       </w:pPr>
       <w:r>
         <w:rPr>
-          <w:lang w:val="ar_AE" w:bidi="ar_AE"/>
-        </w:rPr>
+          <w:rtl/>
+          <w:cs/>
+          <w:lang w:val="ar_AE" w:bidi="ar_AE"/>
+        </w:rPr>
+      </w:r>
+      <w:r>
+        <w:rPr>
+          <w:vertAlign w:val="superscript"/>
+          <w:rtl/>
+          <w:cs/>
+          <w:lang w:val="ar_AE" w:bidi="ar_AE"/>
+        </w:rPr>
+        <w:t>6</w:t>
+      </w:r>
+      <w:r>
+        <w:rPr>
+          <w:rtl/>
+          <w:cs/>
+          <w:lang w:val="ar_AE" w:bidi="ar_AE"/>
+        </w:rPr>
+        <w:t xml:space="preserve"> فَأَعَدَّ الرَّبُّ الإِلَهُ يَقْطِينَةً نَمَتْ وَارْتَفَعَتْ حَتَّى ظَلَّلَتْ رَأْسَ يُونَانَ لِتَقِيَهُ مِنْ شِدَّةِ الْحَرِّ فَلا يُؤْذِيَهُ. فَابْتَهَجَ يُونَانُ بِالْيَقْطِينَةِ ابْتِهَاجاً عَظِيماً.</w:t>
       </w:r>
     </w:p>
     <w:p>
@@ -2028,31 +1566,27 @@
       </w:pPr>
       <w:r>
         <w:rPr>
+          <w:rtl/>
+          <w:cs/>
           <w:lang w:val="ar_AE" w:bidi="ar_AE"/>
         </w:rPr>
       </w:r>
       <w:r>
         <w:rPr>
           <w:vertAlign w:val="superscript"/>
-          <w:lang w:val="ar_AE" w:bidi="ar_AE"/>
-        </w:rPr>
-        <w:t>4</w:t>
-      </w:r>
-      <w:r>
-        <w:rPr>
-          <w:lang w:val="ar_AE" w:bidi="ar_AE"/>
-        </w:rPr>
-        <w:t xml:space="preserve"> فَقَالَ الرَّبُّ: «أَأَنْتَ مُحِقٌّ فِي غَضَبِكَ؟»</w:t>
-      </w:r>
-      <w:r>
-        <w:rPr>
-          <w:lang w:val="ar_AE" w:bidi="ar_AE"/>
-        </w:rPr>
-      </w:r>
-      <w:r>
-        <w:rPr>
-          <w:lang w:val="ar_AE" w:bidi="ar_AE"/>
-        </w:rPr>
+          <w:rtl/>
+          <w:cs/>
+          <w:lang w:val="ar_AE" w:bidi="ar_AE"/>
+        </w:rPr>
+        <w:t>7</w:t>
+      </w:r>
+      <w:r>
+        <w:rPr>
+          <w:rtl/>
+          <w:cs/>
+          <w:lang w:val="ar_AE" w:bidi="ar_AE"/>
+        </w:rPr>
+        <w:t xml:space="preserve"> وَلَكِنْ فِي فَجْرِ الْيَوْمِ التَّالِي أَعَدَّ اللهُ دُودَةً قَرَضَتِ الْيَقْطِينَةَ فَجَفَّتْ.</w:t>
       </w:r>
     </w:p>
     <w:p>
@@ -2061,8 +1595,27 @@
       </w:pPr>
       <w:r>
         <w:rPr>
-          <w:lang w:val="ar_AE" w:bidi="ar_AE"/>
-        </w:rPr>
+          <w:rtl/>
+          <w:cs/>
+          <w:lang w:val="ar_AE" w:bidi="ar_AE"/>
+        </w:rPr>
+      </w:r>
+      <w:r>
+        <w:rPr>
+          <w:vertAlign w:val="superscript"/>
+          <w:rtl/>
+          <w:cs/>
+          <w:lang w:val="ar_AE" w:bidi="ar_AE"/>
+        </w:rPr>
+        <w:t>8</w:t>
+      </w:r>
+      <w:r>
+        <w:rPr>
+          <w:rtl/>
+          <w:cs/>
+          <w:lang w:val="ar_AE" w:bidi="ar_AE"/>
+        </w:rPr>
+        <w:t xml:space="preserve"> فَلَمَّا أَشْرَقَتِ الشَّمْسُ، أَرْسَلَ اللهُ رِيحاً شَرْقِيَّةً حَارَّةً لَفَحَتْ رَأْسَ يُونَانَ، فَأَصَابَهُ الإِعْيَاءُ وَتَمَنَّى لِنَفْسِهِ الْمَوْتَ قَائِلاً: «خَيْرٌ لِي أَنْ أَمُوتَ مِنْ أَنْ أَظَلَّ حَيًّا».</w:t>
       </w:r>
     </w:p>
     <w:p>
@@ -2071,31 +1624,27 @@
       </w:pPr>
       <w:r>
         <w:rPr>
+          <w:rtl/>
+          <w:cs/>
           <w:lang w:val="ar_AE" w:bidi="ar_AE"/>
         </w:rPr>
       </w:r>
       <w:r>
         <w:rPr>
           <w:vertAlign w:val="superscript"/>
-          <w:lang w:val="ar_AE" w:bidi="ar_AE"/>
-        </w:rPr>
-        <w:t>5</w:t>
-      </w:r>
-      <w:r>
-        <w:rPr>
-          <w:lang w:val="ar_AE" w:bidi="ar_AE"/>
-        </w:rPr>
-        <w:t xml:space="preserve"> وَخَرَجَ يُونَانُ مِنْ نِينَوَى وَجَلَسَ شَرْقِيَّ الْمَدِينَةِ، بَعْدَ أَنْ نَصَبَ لِنَفْسِهِ مَظَلَّةً جَلَسَ تَحْتَ ظِلِّهَا يَرْقُبُ مَا يَجْرِي عَلَى الْمَدِينَةِ.</w:t>
-      </w:r>
-      <w:r>
-        <w:rPr>
-          <w:lang w:val="ar_AE" w:bidi="ar_AE"/>
-        </w:rPr>
-      </w:r>
-      <w:r>
-        <w:rPr>
-          <w:lang w:val="ar_AE" w:bidi="ar_AE"/>
-        </w:rPr>
+          <w:rtl/>
+          <w:cs/>
+          <w:lang w:val="ar_AE" w:bidi="ar_AE"/>
+        </w:rPr>
+        <w:t>9</w:t>
+      </w:r>
+      <w:r>
+        <w:rPr>
+          <w:rtl/>
+          <w:cs/>
+          <w:lang w:val="ar_AE" w:bidi="ar_AE"/>
+        </w:rPr>
+        <w:t xml:space="preserve"> فَقَالَ اللهُ لِيُونَانَ: «أَأَنْتَ مُحِقٌّ فِي غَضَبِكَ مِنْ أَجْلِ الْيَقْطِينَةِ؟» فَأَجَابَ: «أَنَا مُحِقٌّ فِي غَضَبِي حَتَّى الْمَوْتِ».</w:t>
       </w:r>
     </w:p>
     <w:p>
@@ -2104,8 +1653,27 @@
       </w:pPr>
       <w:r>
         <w:rPr>
-          <w:lang w:val="ar_AE" w:bidi="ar_AE"/>
-        </w:rPr>
+          <w:rtl/>
+          <w:cs/>
+          <w:lang w:val="ar_AE" w:bidi="ar_AE"/>
+        </w:rPr>
+      </w:r>
+      <w:r>
+        <w:rPr>
+          <w:vertAlign w:val="superscript"/>
+          <w:rtl/>
+          <w:cs/>
+          <w:lang w:val="ar_AE" w:bidi="ar_AE"/>
+        </w:rPr>
+        <w:t>10</w:t>
+      </w:r>
+      <w:r>
+        <w:rPr>
+          <w:rtl/>
+          <w:cs/>
+          <w:lang w:val="ar_AE" w:bidi="ar_AE"/>
+        </w:rPr>
+        <w:t xml:space="preserve"> فَقَالَ الرَّبُّ: «لَقَدْ أَشْفَقْتَ أَنْتَ عَلَى الْيَقْطِينَةِ الَّتِي لَمْ تَتْعَبْ فِي تَنْمِيَتِهَا وَتَرْبِيَتِهَا. هَذِهِ الْيَقْطِينَةُ الَّتِي تَرَعْرَعَتْ فِي لَيْلَةٍ وَذَوَتْ فِي لَيْلَةٍ.</w:t>
       </w:r>
     </w:p>
     <w:p>
@@ -2114,246 +1682,27 @@
       </w:pPr>
       <w:r>
         <w:rPr>
+          <w:rtl/>
+          <w:cs/>
           <w:lang w:val="ar_AE" w:bidi="ar_AE"/>
         </w:rPr>
       </w:r>
       <w:r>
         <w:rPr>
           <w:vertAlign w:val="superscript"/>
-          <w:lang w:val="ar_AE" w:bidi="ar_AE"/>
-        </w:rPr>
-        <w:t>6</w:t>
-      </w:r>
-      <w:r>
-        <w:rPr>
-          <w:lang w:val="ar_AE" w:bidi="ar_AE"/>
-        </w:rPr>
-        <w:t xml:space="preserve"> فَأَعَدَّ الرَّبُّ الإِلَهُ يَقْطِينَةً نَمَتْ وَارْتَفَعَتْ حَتَّى ظَلَّلَتْ رَأْسَ يُونَانَ لِتَقِيَهُ مِنْ شِدَّةِ الْحَرِّ فَلا يُؤْذِيَهُ. فَابْتَهَجَ يُونَانُ بِالْيَقْطِينَةِ ابْتِهَاجاً عَظِيماً.</w:t>
-      </w:r>
-      <w:r>
-        <w:rPr>
-          <w:lang w:val="ar_AE" w:bidi="ar_AE"/>
-        </w:rPr>
-      </w:r>
-      <w:r>
-        <w:rPr>
-          <w:lang w:val="ar_AE" w:bidi="ar_AE"/>
-        </w:rPr>
-      </w:r>
-    </w:p>
-    <w:p>
-      <w:pPr>
-        <w:bidi/>
-      </w:pPr>
-      <w:r>
-        <w:rPr>
-          <w:lang w:val="ar_AE" w:bidi="ar_AE"/>
-        </w:rPr>
-      </w:r>
-    </w:p>
-    <w:p>
-      <w:pPr>
-        <w:bidi/>
-      </w:pPr>
-      <w:r>
-        <w:rPr>
-          <w:lang w:val="ar_AE" w:bidi="ar_AE"/>
-        </w:rPr>
-      </w:r>
-      <w:r>
-        <w:rPr>
-          <w:vertAlign w:val="superscript"/>
-          <w:lang w:val="ar_AE" w:bidi="ar_AE"/>
-        </w:rPr>
-        <w:t>7</w:t>
-      </w:r>
-      <w:r>
-        <w:rPr>
-          <w:lang w:val="ar_AE" w:bidi="ar_AE"/>
-        </w:rPr>
-        <w:t xml:space="preserve"> وَلَكِنْ فِي فَجْرِ الْيَوْمِ التَّالِي أَعَدَّ اللهُ دُودَةً قَرَضَتِ الْيَقْطِينَةَ فَجَفَّتْ.</w:t>
-      </w:r>
-      <w:r>
-        <w:rPr>
-          <w:lang w:val="ar_AE" w:bidi="ar_AE"/>
-        </w:rPr>
-      </w:r>
-      <w:r>
-        <w:rPr>
-          <w:lang w:val="ar_AE" w:bidi="ar_AE"/>
-        </w:rPr>
-      </w:r>
-    </w:p>
-    <w:p>
-      <w:pPr>
-        <w:bidi/>
-      </w:pPr>
-      <w:r>
-        <w:rPr>
-          <w:lang w:val="ar_AE" w:bidi="ar_AE"/>
-        </w:rPr>
-      </w:r>
-    </w:p>
-    <w:p>
-      <w:pPr>
-        <w:bidi/>
-      </w:pPr>
-      <w:r>
-        <w:rPr>
-          <w:lang w:val="ar_AE" w:bidi="ar_AE"/>
-        </w:rPr>
-      </w:r>
-      <w:r>
-        <w:rPr>
-          <w:vertAlign w:val="superscript"/>
-          <w:lang w:val="ar_AE" w:bidi="ar_AE"/>
-        </w:rPr>
-        <w:t>8</w:t>
-      </w:r>
-      <w:r>
-        <w:rPr>
-          <w:lang w:val="ar_AE" w:bidi="ar_AE"/>
-        </w:rPr>
-        <w:t xml:space="preserve"> فَلَمَّا أَشْرَقَتِ الشَّمْسُ، أَرْسَلَ اللهُ رِيحاً شَرْقِيَّةً حَارَّةً لَفَحَتْ رَأْسَ يُونَانَ، فَأَصَابَهُ الإِعْيَاءُ وَتَمَنَّى لِنَفْسِهِ الْمَوْتَ قَائِلاً: «خَيْرٌ لِي أَنْ أَمُوتَ مِنْ أَنْ أَظَلَّ حَيًّا».</w:t>
-      </w:r>
-      <w:r>
-        <w:rPr>
-          <w:lang w:val="ar_AE" w:bidi="ar_AE"/>
-        </w:rPr>
-      </w:r>
-      <w:r>
-        <w:rPr>
-          <w:lang w:val="ar_AE" w:bidi="ar_AE"/>
-        </w:rPr>
-      </w:r>
-    </w:p>
-    <w:p>
-      <w:pPr>
-        <w:bidi/>
-      </w:pPr>
-      <w:r>
-        <w:rPr>
-          <w:lang w:val="ar_AE" w:bidi="ar_AE"/>
-        </w:rPr>
-      </w:r>
-    </w:p>
-    <w:p>
-      <w:pPr>
-        <w:bidi/>
-      </w:pPr>
-      <w:r>
-        <w:rPr>
-          <w:lang w:val="ar_AE" w:bidi="ar_AE"/>
-        </w:rPr>
-      </w:r>
-      <w:r>
-        <w:rPr>
-          <w:vertAlign w:val="superscript"/>
-          <w:lang w:val="ar_AE" w:bidi="ar_AE"/>
-        </w:rPr>
-        <w:t>9</w:t>
-      </w:r>
-      <w:r>
-        <w:rPr>
-          <w:lang w:val="ar_AE" w:bidi="ar_AE"/>
-        </w:rPr>
-        <w:t xml:space="preserve"> فَقَالَ اللهُ لِيُونَانَ: «أَأَنْتَ مُحِقٌّ فِي غَضَبِكَ مِنْ أَجْلِ الْيَقْطِينَةِ؟» فَأَجَابَ: «أَنَا مُحِقٌّ فِي غَضَبِي حَتَّى الْمَوْتِ».</w:t>
-      </w:r>
-      <w:r>
-        <w:rPr>
-          <w:lang w:val="ar_AE" w:bidi="ar_AE"/>
-        </w:rPr>
-      </w:r>
-      <w:r>
-        <w:rPr>
-          <w:lang w:val="ar_AE" w:bidi="ar_AE"/>
-        </w:rPr>
-      </w:r>
-    </w:p>
-    <w:p>
-      <w:pPr>
-        <w:bidi/>
-      </w:pPr>
-      <w:r>
-        <w:rPr>
-          <w:lang w:val="ar_AE" w:bidi="ar_AE"/>
-        </w:rPr>
-      </w:r>
-    </w:p>
-    <w:p>
-      <w:pPr>
-        <w:bidi/>
-      </w:pPr>
-      <w:r>
-        <w:rPr>
-          <w:lang w:val="ar_AE" w:bidi="ar_AE"/>
-        </w:rPr>
-      </w:r>
-      <w:r>
-        <w:rPr>
-          <w:vertAlign w:val="superscript"/>
-          <w:lang w:val="ar_AE" w:bidi="ar_AE"/>
-        </w:rPr>
-        <w:t>10</w:t>
-      </w:r>
-      <w:r>
-        <w:rPr>
-          <w:lang w:val="ar_AE" w:bidi="ar_AE"/>
-        </w:rPr>
-        <w:t xml:space="preserve"> فَقَالَ الرَّبُّ: «لَقَدْ أَشْفَقْتَ أَنْتَ عَلَى الْيَقْطِينَةِ الَّتِي لَمْ تَتْعَبْ فِي تَنْمِيَتِهَا وَتَرْبِيَتِهَا. هَذِهِ الْيَقْطِينَةُ الَّتِي تَرَعْرَعَتْ فِي لَيْلَةٍ وَذَوَتْ فِي لَيْلَةٍ.</w:t>
-      </w:r>
-      <w:r>
-        <w:rPr>
-          <w:lang w:val="ar_AE" w:bidi="ar_AE"/>
-        </w:rPr>
-      </w:r>
-      <w:r>
-        <w:rPr>
-          <w:lang w:val="ar_AE" w:bidi="ar_AE"/>
-        </w:rPr>
-      </w:r>
-    </w:p>
-    <w:p>
-      <w:pPr>
-        <w:bidi/>
-      </w:pPr>
-      <w:r>
-        <w:rPr>
-          <w:lang w:val="ar_AE" w:bidi="ar_AE"/>
-        </w:rPr>
-      </w:r>
-    </w:p>
-    <w:p>
-      <w:pPr>
-        <w:bidi/>
-      </w:pPr>
-      <w:r>
-        <w:rPr>
-          <w:lang w:val="ar_AE" w:bidi="ar_AE"/>
-        </w:rPr>
-      </w:r>
-      <w:r>
-        <w:rPr>
-          <w:vertAlign w:val="superscript"/>
+          <w:rtl/>
+          <w:cs/>
           <w:lang w:val="ar_AE" w:bidi="ar_AE"/>
         </w:rPr>
         <w:t>11</w:t>
       </w:r>
       <w:r>
         <w:rPr>
+          <w:rtl/>
+          <w:cs/>
           <w:lang w:val="ar_AE" w:bidi="ar_AE"/>
         </w:rPr>
         <w:t xml:space="preserve"> أَفَلا أُشْفِقُ أَنَا عَلَى نِينَوَى الْمَدِينَةِ الْعَظِيمَةِ الَّتِي يُقِيمُ فِيهَا أَكْثَرُ مِنْ مِئَةٍ وَعِشْرِينَ أَلْفَ شَخْصٍ مِمَّنْ لَا يُفَرِّقُونَ بَيْنَ يَمِينِهِمْ وَشِمَالِهِمْ، فَضْلاً عَمَّا فِيهَا مِنْ بَهَائِمَ كَثِيرَةٍ؟».</w:t>
-      </w:r>
-      <w:r>
-        <w:rPr>
-          <w:lang w:val="ar_AE" w:bidi="ar_AE"/>
-        </w:rPr>
-      </w:r>
-      <w:r>
-        <w:rPr>
-          <w:lang w:val="ar_AE" w:bidi="ar_AE"/>
-        </w:rPr>
       </w:r>
     </w:p>
     <w:sectPr>
